--- a/assets/陳啟瑩簡歷(ChenQiying)_中文.docx
+++ b/assets/陳啟瑩簡歷(ChenQiying)_中文.docx
@@ -168,6 +168,14 @@
         <w:gridCol w:w="10728"/>
       </w:tblGrid>
       <w:tr>
+        <w:tblPrEx>
+          <w:tblCellMar>
+            <w:top w:w="144" w:type="dxa"/>
+            <w:left w:w="1656" w:type="dxa"/>
+            <w:bottom w:w="0" w:type="dxa"/>
+            <w:right w:w="0" w:type="dxa"/>
+          </w:tblCellMar>
+        </w:tblPrEx>
         <w:trPr>
           <w:tblHeader/>
         </w:trPr>
@@ -378,14 +386,6 @@
         <w:gridCol w:w="10728"/>
       </w:tblGrid>
       <w:tr>
-        <w:tblPrEx>
-          <w:tblCellMar>
-            <w:top w:w="144" w:type="dxa"/>
-            <w:left w:w="1656" w:type="dxa"/>
-            <w:bottom w:w="0" w:type="dxa"/>
-            <w:right w:w="0" w:type="dxa"/>
-          </w:tblCellMar>
-        </w:tblPrEx>
         <w:trPr>
           <w:tblHeader/>
         </w:trPr>
@@ -1049,6 +1049,14 @@
         <w:gridCol w:w="7393"/>
       </w:tblGrid>
       <w:tr>
+        <w:tblPrEx>
+          <w:tblCellMar>
+            <w:top w:w="144" w:type="dxa"/>
+            <w:left w:w="0" w:type="dxa"/>
+            <w:bottom w:w="0" w:type="dxa"/>
+            <w:right w:w="0" w:type="dxa"/>
+          </w:tblCellMar>
+        </w:tblPrEx>
         <w:trPr>
           <w:tblHeader/>
         </w:trPr>
@@ -1749,6 +1757,8 @@
       <w:pPr>
         <w:pStyle w:val="3"/>
       </w:pPr>
+      <w:bookmarkStart w:id="0" w:name="_GoBack"/>
+      <w:bookmarkEnd w:id="0"/>
       <w:r>
         <w:rPr>
           <w:rFonts w:hint="eastAsia"/>
@@ -1898,18 +1908,7 @@
                 <w:sz w:val="22"/>
                 <w:lang w:val="en-US" w:eastAsia="zh-CN"/>
               </w:rPr>
-              <w:t xml:space="preserve">Outsourcing Technolo株式會社 </w:t>
-            </w:r>
-            <w:bookmarkStart w:id="0" w:name="_GoBack"/>
-            <w:bookmarkEnd w:id="0"/>
-            <w:r>
-              <w:rPr>
-                <w:rStyle w:val="236"/>
-                <w:rFonts w:hint="eastAsia" w:eastAsia="SimSun"/>
-                <w:sz w:val="22"/>
-                <w:lang w:val="en-US" w:eastAsia="zh-CN"/>
-              </w:rPr>
-              <w:t xml:space="preserve">, 東京 </w:t>
+              <w:t xml:space="preserve">Outsourcing Technolo株式會社 , 東京 </w:t>
             </w:r>
           </w:p>
           <w:p>
@@ -2604,7 +2603,7 @@
     </w:p>
     <w:sectPr>
       <w:footerReference r:id="rId4" w:type="default"/>
-      <w:pgSz w:w="12240" w:h="15840"/>
+      <w:pgSz w:w="12240" w:h="15839"/>
       <w:pgMar w:top="1080" w:right="1584" w:bottom="1080" w:left="1584" w:header="720" w:footer="720" w:gutter="0"/>
       <w:cols w:space="720" w:num="1"/>
       <w:titlePg/>
@@ -30584,6 +30583,7 @@
   </w:style>
   <w:style w:type="paragraph" w:customStyle="1" w:styleId="65">
     <w:name w:val="41D8AD10766F4CF7A8FD6D8FAF7699E3"/>
+    <w:qFormat/>
     <w:uiPriority w:val="0"/>
     <w:pPr>
       <w:spacing w:after="160" w:line="259" w:lineRule="auto"/>
@@ -31971,6 +31971,7 @@
   </w:style>
   <w:style w:type="paragraph" w:customStyle="1" w:styleId="122">
     <w:name w:val="F829154FCC394E35A21F03BAF797AF6A2"/>
+    <w:qFormat/>
     <w:uiPriority w:val="0"/>
     <w:pPr>
       <w:spacing w:after="100" w:line="240" w:lineRule="auto"/>
@@ -32988,6 +32989,7 @@
   </w:style>
   <w:style w:type="paragraph" w:customStyle="1" w:styleId="173">
     <w:name w:val="F2B721840FB74C079D04180B5918B200"/>
+    <w:qFormat/>
     <w:uiPriority w:val="0"/>
     <w:pPr>
       <w:spacing w:after="160" w:line="259" w:lineRule="auto"/>
@@ -33051,6 +33053,7 @@
   </w:style>
   <w:style w:type="paragraph" w:customStyle="1" w:styleId="177">
     <w:name w:val="FF880D6FC0C147CF832505EFA63C75DF"/>
+    <w:qFormat/>
     <w:uiPriority w:val="0"/>
     <w:pPr>
       <w:spacing w:after="160" w:line="259" w:lineRule="auto"/>
@@ -33309,6 +33312,7 @@
   </w:style>
   <w:style w:type="paragraph" w:customStyle="1" w:styleId="189">
     <w:name w:val="27388257CE4446489258394C4ECB31E64"/>
+    <w:qFormat/>
     <w:uiPriority w:val="0"/>
     <w:pPr>
       <w:spacing w:after="100" w:line="240" w:lineRule="auto"/>
@@ -33551,6 +33555,7 @@
   </w:style>
   <w:style w:type="paragraph" w:customStyle="1" w:styleId="203">
     <w:name w:val="7C5A1EA8096E40C8ADD32448C1AD8E42"/>
+    <w:qFormat/>
     <w:uiPriority w:val="0"/>
     <w:pPr>
       <w:spacing w:after="160" w:line="259" w:lineRule="auto"/>

--- a/assets/陳啟瑩簡歷(ChenQiying)_中文.docx
+++ b/assets/陳啟瑩簡歷(ChenQiying)_中文.docx
@@ -116,6 +116,8 @@
               </w:rPr>
               <w:t>1 080-9556-9252</w:t>
             </w:r>
+            <w:bookmarkStart w:id="0" w:name="_GoBack"/>
+            <w:bookmarkEnd w:id="0"/>
           </w:p>
         </w:tc>
       </w:tr>
@@ -386,6 +388,14 @@
         <w:gridCol w:w="10728"/>
       </w:tblGrid>
       <w:tr>
+        <w:tblPrEx>
+          <w:tblCellMar>
+            <w:top w:w="144" w:type="dxa"/>
+            <w:left w:w="1656" w:type="dxa"/>
+            <w:bottom w:w="0" w:type="dxa"/>
+            <w:right w:w="0" w:type="dxa"/>
+          </w:tblCellMar>
+        </w:tblPrEx>
         <w:trPr>
           <w:tblHeader/>
         </w:trPr>
@@ -1757,8 +1767,6 @@
       <w:pPr>
         <w:pStyle w:val="3"/>
       </w:pPr>
-      <w:bookmarkStart w:id="0" w:name="_GoBack"/>
-      <w:bookmarkEnd w:id="0"/>
       <w:r>
         <w:rPr>
           <w:rFonts w:hint="eastAsia"/>
@@ -1893,7 +1901,7 @@
                 <w:rFonts w:hint="eastAsia" w:eastAsia="SimSun"/>
                 <w:lang w:val="en-US" w:eastAsia="zh-CN"/>
               </w:rPr>
-              <w:t>後端工程師</w:t>
+              <w:t>服務端工程師</w:t>
             </w:r>
             <w:r>
               <w:rPr>
@@ -1931,7 +1939,22 @@
                 <w:rFonts w:hint="default"/>
                 <w:sz w:val="22"/>
               </w:rPr>
-              <w:t>以後端工程師的身份參與TRI-AD(現Woven planet),富士菲林和富士通網路的開發項目.</w:t>
+              <w:t>以</w:t>
+            </w:r>
+            <w:r>
+              <w:rPr>
+                <w:rFonts w:hint="eastAsia" w:eastAsia="SimSun"/>
+                <w:sz w:val="22"/>
+                <w:lang w:eastAsia="zh-CN"/>
+              </w:rPr>
+              <w:t>服務端</w:t>
+            </w:r>
+            <w:r>
+              <w:rPr>
+                <w:rFonts w:hint="default"/>
+                <w:sz w:val="22"/>
+              </w:rPr>
+              <w:t>工程師的身份參與TRI-AD(現Woven planet),富士菲林和富士通網路的開發項目.</w:t>
             </w:r>
           </w:p>
           <w:p>
@@ -1967,7 +1990,22 @@
                 <w:rFonts w:hint="default"/>
                 <w:sz w:val="22"/>
               </w:rPr>
-              <w:t>參與富士菲林負責的日本政府戶籍科的戶籍電子化促進專案,開發了5款windows軟件輔助解決戶籍系統電子化中的問題. 通過導入OCR文字識別技術,將掃描圖像格式的戶籍藤本轉換成結構化文字資訊,實現將人工識別需十年以上的處理變為數小時以內的自動處理.</w:t>
+              <w:t>參與富士菲林負責的日本政府戶籍科的戶籍電子化促進</w:t>
+            </w:r>
+            <w:r>
+              <w:rPr>
+                <w:rFonts w:hint="eastAsia" w:eastAsia="SimSun"/>
+                <w:sz w:val="22"/>
+                <w:lang w:eastAsia="zh-CN"/>
+              </w:rPr>
+              <w:t>項目</w:t>
+            </w:r>
+            <w:r>
+              <w:rPr>
+                <w:rFonts w:hint="default"/>
+                <w:sz w:val="22"/>
+              </w:rPr>
+              <w:t>,開發了5款windows軟件輔助解決戶籍系統電子化中的問題. 通過導入OCR文字識別技術,將掃描圖像格式的戶籍藤本轉換成結構化文字資訊,實現將人工識別需十年以上的處理變為數小時以內的自動處理.</w:t>
             </w:r>
           </w:p>
           <w:p>
@@ -2090,7 +2128,20 @@
               <w:rPr>
                 <w:rFonts w:hint="default"/>
               </w:rPr>
-              <w:t>參加軟銀旗下人形機器人Pepper的對企業開發專案,負責設計和執行Pepper管理系統和Pepper的軟件項目測試.</w:t>
+              <w:t>參加軟銀旗下人形機器人Pepper的對企業開發</w:t>
+            </w:r>
+            <w:r>
+              <w:rPr>
+                <w:rFonts w:hint="eastAsia" w:eastAsia="SimSun"/>
+                <w:lang w:eastAsia="zh-CN"/>
+              </w:rPr>
+              <w:t>項目</w:t>
+            </w:r>
+            <w:r>
+              <w:rPr>
+                <w:rFonts w:hint="default"/>
+              </w:rPr>
+              <w:t>,負責設計和執行Pepper管理系統和Pepper的軟件項目測試.</w:t>
             </w:r>
           </w:p>
         </w:tc>
@@ -30599,6 +30650,7 @@
   </w:style>
   <w:style w:type="paragraph" w:customStyle="1" w:styleId="66">
     <w:name w:val="8FF04ABD03F74DA995AE2D344B3BAC09"/>
+    <w:qFormat/>
     <w:uiPriority w:val="0"/>
     <w:pPr>
       <w:spacing w:after="160" w:line="259" w:lineRule="auto"/>
@@ -30864,6 +30916,7 @@
   </w:style>
   <w:style w:type="paragraph" w:customStyle="1" w:styleId="79">
     <w:name w:val="B43578F72346411BB52775C684A03C2310"/>
+    <w:qFormat/>
     <w:uiPriority w:val="0"/>
     <w:pPr>
       <w:spacing w:after="120" w:line="240" w:lineRule="auto"/>
@@ -31009,6 +31062,7 @@
   </w:style>
   <w:style w:type="paragraph" w:customStyle="1" w:styleId="85">
     <w:name w:val="2974ED8742254B9C877E204AE8C05DC610"/>
+    <w:qFormat/>
     <w:uiPriority w:val="0"/>
     <w:pPr>
       <w:spacing w:before="640" w:after="0" w:line="216" w:lineRule="auto"/>
@@ -31108,6 +31162,7 @@
   </w:style>
   <w:style w:type="paragraph" w:customStyle="1" w:styleId="89">
     <w:name w:val="2974ED8742254B9C877E204AE8C05DC611"/>
+    <w:qFormat/>
     <w:uiPriority w:val="0"/>
     <w:pPr>
       <w:spacing w:before="640" w:after="0" w:line="216" w:lineRule="auto"/>

--- a/assets/陳啟瑩簡歷(ChenQiying)_中文.docx
+++ b/assets/陳啟瑩簡歷(ChenQiying)_中文.docx
@@ -116,8 +116,6 @@
               </w:rPr>
               <w:t>1 080-9556-9252</w:t>
             </w:r>
-            <w:bookmarkStart w:id="0" w:name="_GoBack"/>
-            <w:bookmarkEnd w:id="0"/>
           </w:p>
         </w:tc>
       </w:tr>
@@ -1010,6 +1008,936 @@
         </w:tc>
       </w:tr>
     </w:tbl>
+    <w:p/>
+    <w:p>
+      <w:pPr>
+        <w:rPr>
+          <w:rFonts w:hint="eastAsia"/>
+          <w:lang w:val="en-US" w:eastAsia="zh-CN"/>
+        </w:rPr>
+      </w:pPr>
+    </w:p>
+    <w:p>
+      <w:pPr>
+        <w:pStyle w:val="3"/>
+      </w:pPr>
+      <w:r>
+        <w:rPr>
+          <w:rFonts w:hint="eastAsia"/>
+          <w:lang w:val="en-US" w:eastAsia="zh-CN"/>
+        </w:rPr>
+        <w:t xml:space="preserve">工作經歷 </w:t>
+      </w:r>
+      <w:sdt>
+        <w:sdtPr>
+          <w:alias w:val="Experience heading:"/>
+          <w:tag w:val="Experience heading:"/>
+          <w:id w:val="899876606"/>
+          <w:placeholder>
+            <w:docPart w:val="{7f60ccd6-e42a-47ea-a570-2911b1bae72a}"/>
+          </w:placeholder>
+          <w:temporary/>
+          <w:showingPlcHdr/>
+          <w15:appearance w15:val="hidden"/>
+        </w:sdtPr>
+        <w:sdtContent>
+          <w:r>
+            <w:t>Experience</w:t>
+          </w:r>
+        </w:sdtContent>
+      </w:sdt>
+    </w:p>
+    <w:tbl>
+      <w:tblPr>
+        <w:tblStyle w:val="254"/>
+        <w:tblW w:w="5000" w:type="pct"/>
+        <w:tblDescription w:val="Experience table"/>
+        <w:tblInd w:w="0" w:type="dxa"/>
+        <w:tblLayout w:type="fixed"/>
+        <w:tblCellMar>
+          <w:top w:w="144" w:type="dxa"/>
+          <w:left w:w="0" w:type="dxa"/>
+          <w:bottom w:w="0" w:type="dxa"/>
+          <w:right w:w="0" w:type="dxa"/>
+        </w:tblCellMar>
+      </w:tblPr>
+      <w:tblGrid>
+        <w:gridCol w:w="1680"/>
+        <w:gridCol w:w="7392"/>
+      </w:tblGrid>
+      <w:tr>
+        <w:tblPrEx>
+          <w:tblCellMar>
+            <w:top w:w="144" w:type="dxa"/>
+            <w:left w:w="0" w:type="dxa"/>
+            <w:bottom w:w="0" w:type="dxa"/>
+            <w:right w:w="0" w:type="dxa"/>
+          </w:tblCellMar>
+        </w:tblPrEx>
+        <w:trPr>
+          <w:trHeight w:val="90" w:hRule="atLeast"/>
+          <w:tblHeader/>
+        </w:trPr>
+        <w:tc>
+          <w:tcPr>
+            <w:tcW w:w="925" w:type="pct"/>
+            <w:tcBorders>
+              <w:top w:val="nil"/>
+              <w:left w:val="nil"/>
+              <w:bottom w:val="nil"/>
+              <w:right w:val="nil"/>
+              <w:insideH w:val="nil"/>
+              <w:insideV w:val="nil"/>
+              <w:tl2br w:val="nil"/>
+              <w:tr2bl w:val="nil"/>
+            </w:tcBorders>
+          </w:tcPr>
+          <w:p>
+            <w:pPr>
+              <w:pStyle w:val="50"/>
+              <w:wordWrap/>
+              <w:spacing w:line="240" w:lineRule="auto"/>
+              <w:rPr>
+                <w:rFonts w:hint="eastAsia" w:eastAsia="SimSun"/>
+                <w:sz w:val="22"/>
+                <w:lang w:val="en-US" w:eastAsia="zh-CN"/>
+              </w:rPr>
+            </w:pPr>
+            <w:r>
+              <w:rPr>
+                <w:rFonts w:hint="eastAsia" w:eastAsia="SimSun"/>
+                <w:sz w:val="22"/>
+                <w:lang w:val="en-US" w:eastAsia="zh-CN"/>
+              </w:rPr>
+              <w:t>2019.09</w:t>
+            </w:r>
+            <w:r>
+              <w:rPr>
+                <w:sz w:val="22"/>
+              </w:rPr>
+              <w:t>-</w:t>
+            </w:r>
+            <w:r>
+              <w:rPr>
+                <w:rFonts w:hint="eastAsia" w:eastAsia="SimSun"/>
+                <w:sz w:val="22"/>
+                <w:lang w:val="en-US" w:eastAsia="zh-CN"/>
+              </w:rPr>
+              <w:t>至今</w:t>
+            </w:r>
+          </w:p>
+        </w:tc>
+        <w:tc>
+          <w:tcPr>
+            <w:tcW w:w="4074" w:type="pct"/>
+            <w:tcBorders>
+              <w:top w:val="nil"/>
+              <w:bottom w:val="nil"/>
+              <w:right w:val="nil"/>
+              <w:insideH w:val="nil"/>
+              <w:insideV w:val="nil"/>
+              <w:tl2br w:val="nil"/>
+              <w:tr2bl w:val="nil"/>
+            </w:tcBorders>
+          </w:tcPr>
+          <w:p>
+            <w:pPr>
+              <w:wordWrap/>
+              <w:spacing w:line="240" w:lineRule="auto"/>
+              <w:rPr>
+                <w:rFonts w:hint="eastAsia" w:eastAsia="SimSun"/>
+                <w:sz w:val="22"/>
+                <w:lang w:val="en-US" w:eastAsia="zh-CN"/>
+              </w:rPr>
+            </w:pPr>
+            <w:r>
+              <w:rPr>
+                <w:rFonts w:hint="eastAsia" w:eastAsia="SimSun"/>
+                <w:lang w:val="en-US" w:eastAsia="zh-CN"/>
+              </w:rPr>
+              <w:t>服務端工程師</w:t>
+            </w:r>
+            <w:r>
+              <w:rPr>
+                <w:sz w:val="22"/>
+              </w:rPr>
+              <w:t>,  </w:t>
+            </w:r>
+            <w:r>
+              <w:rPr>
+                <w:rStyle w:val="236"/>
+                <w:rFonts w:hint="eastAsia" w:eastAsia="SimSun"/>
+                <w:sz w:val="22"/>
+                <w:lang w:val="en-US" w:eastAsia="zh-CN"/>
+              </w:rPr>
+              <w:t xml:space="preserve">Outsourcing Technolo株式會社 , 東京 </w:t>
+            </w:r>
+          </w:p>
+          <w:p>
+            <w:pPr>
+              <w:pStyle w:val="24"/>
+              <w:numPr>
+                <w:ilvl w:val="0"/>
+                <w:numId w:val="0"/>
+              </w:numPr>
+              <w:wordWrap/>
+              <w:spacing w:line="240" w:lineRule="auto"/>
+              <w:ind w:leftChars="0" w:right="576" w:rightChars="0"/>
+              <w:rPr>
+                <w:rFonts w:hint="default"/>
+                <w:sz w:val="22"/>
+              </w:rPr>
+            </w:pPr>
+            <w:r>
+              <w:rPr>
+                <w:rFonts w:hint="default"/>
+                <w:sz w:val="22"/>
+              </w:rPr>
+              <w:t>以</w:t>
+            </w:r>
+            <w:r>
+              <w:rPr>
+                <w:rFonts w:hint="eastAsia" w:eastAsia="SimSun"/>
+                <w:sz w:val="22"/>
+                <w:lang w:eastAsia="zh-CN"/>
+              </w:rPr>
+              <w:t>服務端</w:t>
+            </w:r>
+            <w:r>
+              <w:rPr>
+                <w:rFonts w:hint="default"/>
+                <w:sz w:val="22"/>
+              </w:rPr>
+              <w:t>工程師的身份參與TRI-AD(現Woven planet),富士菲林和富士通網路的開發項目.</w:t>
+            </w:r>
+          </w:p>
+          <w:p>
+            <w:pPr>
+              <w:pStyle w:val="24"/>
+              <w:wordWrap/>
+              <w:spacing w:line="240" w:lineRule="auto"/>
+              <w:rPr>
+                <w:rFonts w:hint="default"/>
+                <w:sz w:val="22"/>
+              </w:rPr>
+            </w:pPr>
+            <w:r>
+              <w:rPr>
+                <w:rFonts w:hint="default"/>
+                <w:sz w:val="22"/>
+              </w:rPr>
+              <w:t>運用微服務系統開發技術,負責設計和開發了豐田智能都市(Woven City)智能物流配送系統的服務端部分. 該系統管理超過3000臺配送機器人網路.</w:t>
+            </w:r>
+          </w:p>
+          <w:p>
+            <w:pPr>
+              <w:pStyle w:val="24"/>
+              <w:wordWrap/>
+              <w:spacing w:line="240" w:lineRule="auto"/>
+              <w:rPr>
+                <w:rFonts w:hint="default"/>
+                <w:sz w:val="22"/>
+              </w:rPr>
+            </w:pPr>
+            <w:r>
+              <w:rPr>
+                <w:rFonts w:hint="default"/>
+                <w:sz w:val="22"/>
+              </w:rPr>
+              <w:t>參與富士菲林負責的日本政府戶籍科的戶籍電子化促進</w:t>
+            </w:r>
+            <w:r>
+              <w:rPr>
+                <w:rFonts w:hint="eastAsia" w:eastAsia="SimSun"/>
+                <w:sz w:val="22"/>
+                <w:lang w:eastAsia="zh-CN"/>
+              </w:rPr>
+              <w:t>項目</w:t>
+            </w:r>
+            <w:r>
+              <w:rPr>
+                <w:rFonts w:hint="default"/>
+                <w:sz w:val="22"/>
+              </w:rPr>
+              <w:t>,開發了5款windows軟件輔助解決戶籍系統電子化中的問題. 通過導入OCR文字識別技術,將掃描圖像格式的戶籍藤本轉換成結構化文字資訊,實現將人工識別需十年以上的處理變為數小時以內的自動處理.</w:t>
+            </w:r>
+          </w:p>
+          <w:p>
+            <w:pPr>
+              <w:pStyle w:val="24"/>
+              <w:wordWrap/>
+              <w:spacing w:line="240" w:lineRule="auto"/>
+              <w:rPr>
+                <w:sz w:val="22"/>
+              </w:rPr>
+            </w:pPr>
+            <w:r>
+              <w:rPr>
+                <w:rFonts w:hint="default"/>
+                <w:sz w:val="22"/>
+              </w:rPr>
+              <w:t>參與富士通網路公司的網路通信幹線和網路設備可視化監測平臺的開發,為NTT(日本電信)現有的網路線路系統和開發中的5G網路系統提供設備狀態監測和網路線路可視化檢測和自動故障報警服務.</w:t>
+            </w:r>
+          </w:p>
+        </w:tc>
+      </w:tr>
+      <w:tr>
+        <w:tblPrEx>
+          <w:tblCellMar>
+            <w:top w:w="144" w:type="dxa"/>
+            <w:left w:w="0" w:type="dxa"/>
+            <w:bottom w:w="0" w:type="dxa"/>
+            <w:right w:w="0" w:type="dxa"/>
+          </w:tblCellMar>
+        </w:tblPrEx>
+        <w:tc>
+          <w:tcPr>
+            <w:tcW w:w="925" w:type="pct"/>
+          </w:tcPr>
+          <w:p>
+            <w:pPr>
+              <w:pStyle w:val="50"/>
+              <w:rPr>
+                <w:rFonts w:hint="default"/>
+                <w:lang w:val="en-US"/>
+              </w:rPr>
+            </w:pPr>
+            <w:r>
+              <w:rPr>
+                <w:rFonts w:hint="eastAsia" w:eastAsia="SimSun"/>
+                <w:lang w:eastAsia="zh-CN"/>
+              </w:rPr>
+              <w:t>2</w:t>
+            </w:r>
+            <w:r>
+              <w:rPr>
+                <w:rFonts w:hint="eastAsia" w:eastAsia="SimSun"/>
+                <w:lang w:val="en-US" w:eastAsia="zh-CN"/>
+              </w:rPr>
+              <w:t>018.06</w:t>
+            </w:r>
+            <w:r>
+              <w:t>-</w:t>
+            </w:r>
+            <w:r>
+              <w:rPr>
+                <w:rFonts w:hint="eastAsia" w:eastAsia="SimSun"/>
+                <w:lang w:eastAsia="zh-CN"/>
+              </w:rPr>
+              <w:t>2</w:t>
+            </w:r>
+            <w:r>
+              <w:rPr>
+                <w:rFonts w:hint="eastAsia" w:eastAsia="SimSun"/>
+                <w:lang w:val="en-US" w:eastAsia="zh-CN"/>
+              </w:rPr>
+              <w:t>019.08</w:t>
+            </w:r>
+          </w:p>
+        </w:tc>
+        <w:tc>
+          <w:tcPr>
+            <w:tcW w:w="4074" w:type="pct"/>
+          </w:tcPr>
+          <w:p>
+            <w:r>
+              <w:rPr>
+                <w:rFonts w:hint="default"/>
+              </w:rPr>
+              <w:t>測試工程師</w:t>
+            </w:r>
+            <w:r>
+              <w:t>,</w:t>
+            </w:r>
+            <w:r>
+              <w:rPr>
+                <w:rFonts w:hint="default" w:ascii="Calibri (正文)" w:hAnsi="Calibri (正文)" w:cs="Calibri (正文)"/>
+              </w:rPr>
+              <w:t>  株式會社 Oriental Kingdom Group</w:t>
+            </w:r>
+            <w:r>
+              <w:rPr>
+                <w:rStyle w:val="236"/>
+                <w:rFonts w:hint="default" w:ascii="Calibri (正文)" w:hAnsi="Calibri (正文)" w:eastAsia="SimSun" w:cs="Calibri (正文)"/>
+                <w:sz w:val="22"/>
+                <w:lang w:val="en-US" w:eastAsia="zh-CN"/>
+              </w:rPr>
+              <w:t xml:space="preserve">, </w:t>
+            </w:r>
+            <w:r>
+              <w:rPr>
+                <w:rStyle w:val="236"/>
+                <w:rFonts w:hint="eastAsia" w:ascii="Calibri (正文)" w:hAnsi="Calibri (正文)" w:eastAsia="SimSun" w:cs="Calibri (正文)"/>
+                <w:sz w:val="22"/>
+                <w:lang w:val="en-US" w:eastAsia="zh-CN"/>
+              </w:rPr>
+              <w:t>東京</w:t>
+            </w:r>
+          </w:p>
+          <w:p>
+            <w:pPr>
+              <w:pStyle w:val="24"/>
+            </w:pPr>
+            <w:r>
+              <w:rPr>
+                <w:rFonts w:hint="default"/>
+              </w:rPr>
+              <w:t>參加軟銀旗下人形機器人Pepper的對企業開發</w:t>
+            </w:r>
+            <w:r>
+              <w:rPr>
+                <w:rFonts w:hint="eastAsia" w:eastAsia="SimSun"/>
+                <w:lang w:eastAsia="zh-CN"/>
+              </w:rPr>
+              <w:t>項目</w:t>
+            </w:r>
+            <w:r>
+              <w:rPr>
+                <w:rFonts w:hint="default"/>
+              </w:rPr>
+              <w:t>,負責設計和執行Pepper管理系統和Pepper的軟件項目測試.</w:t>
+            </w:r>
+          </w:p>
+        </w:tc>
+      </w:tr>
+      <w:tr>
+        <w:tblPrEx>
+          <w:tblCellMar>
+            <w:top w:w="144" w:type="dxa"/>
+            <w:left w:w="0" w:type="dxa"/>
+            <w:bottom w:w="0" w:type="dxa"/>
+            <w:right w:w="0" w:type="dxa"/>
+          </w:tblCellMar>
+        </w:tblPrEx>
+        <w:trPr>
+          <w:trHeight w:val="3854" w:hRule="atLeast"/>
+        </w:trPr>
+        <w:tc>
+          <w:tcPr>
+            <w:tcW w:w="925" w:type="pct"/>
+            <w:vAlign w:val="top"/>
+          </w:tcPr>
+          <w:p>
+            <w:pPr>
+              <w:pStyle w:val="50"/>
+              <w:ind w:right="144" w:rightChars="0"/>
+              <w:rPr>
+                <w:rFonts w:hint="default" w:asciiTheme="minorHAnsi" w:hAnsiTheme="minorHAnsi" w:eastAsiaTheme="minorHAnsi" w:cstheme="minorBidi"/>
+                <w:color w:val="auto"/>
+                <w:sz w:val="22"/>
+                <w:szCs w:val="22"/>
+                <w:lang w:val="en-US" w:eastAsia="ja-JP" w:bidi="ar-SA"/>
+              </w:rPr>
+            </w:pPr>
+            <w:r>
+              <w:rPr>
+                <w:rFonts w:hint="eastAsia" w:eastAsia="SimSun"/>
+                <w:lang w:eastAsia="zh-CN"/>
+              </w:rPr>
+              <w:t>2</w:t>
+            </w:r>
+            <w:r>
+              <w:rPr>
+                <w:rFonts w:hint="eastAsia" w:eastAsia="SimSun"/>
+                <w:lang w:val="en-US" w:eastAsia="zh-CN"/>
+              </w:rPr>
+              <w:t>015.10</w:t>
+            </w:r>
+            <w:r>
+              <w:t>-</w:t>
+            </w:r>
+            <w:r>
+              <w:rPr>
+                <w:rFonts w:hint="eastAsia" w:eastAsia="SimSun"/>
+                <w:lang w:eastAsia="zh-CN"/>
+              </w:rPr>
+              <w:t>2</w:t>
+            </w:r>
+            <w:r>
+              <w:rPr>
+                <w:rFonts w:hint="eastAsia" w:eastAsia="SimSun"/>
+                <w:lang w:val="en-US" w:eastAsia="zh-CN"/>
+              </w:rPr>
+              <w:t>018.05</w:t>
+            </w:r>
+          </w:p>
+        </w:tc>
+        <w:tc>
+          <w:tcPr>
+            <w:tcW w:w="4074" w:type="pct"/>
+            <w:vAlign w:val="top"/>
+          </w:tcPr>
+          <w:p>
+            <w:r>
+              <w:rPr>
+                <w:rFonts w:hint="default"/>
+              </w:rPr>
+              <w:t>大數據工程師</w:t>
+            </w:r>
+            <w:r>
+              <w:t>,</w:t>
+            </w:r>
+            <w:r>
+              <w:rPr>
+                <w:rFonts w:hint="default" w:ascii="Calibri (正文)" w:hAnsi="Calibri (正文)" w:cs="Calibri (正文)"/>
+              </w:rPr>
+              <w:t>  </w:t>
+            </w:r>
+            <w:r>
+              <w:rPr>
+                <w:rStyle w:val="236"/>
+                <w:rFonts w:hint="eastAsia" w:ascii="Calibri (正文)" w:hAnsi="Calibri (正文)" w:eastAsia="SimSun" w:cs="Calibri (正文)"/>
+                <w:sz w:val="22"/>
+                <w:lang w:val="en-US" w:eastAsia="zh-CN"/>
+              </w:rPr>
+              <w:t>辣媽幫科技有限公司</w:t>
+            </w:r>
+            <w:r>
+              <w:rPr>
+                <w:rStyle w:val="236"/>
+                <w:rFonts w:hint="default" w:ascii="Calibri (正文)" w:hAnsi="Calibri (正文)" w:eastAsia="SimSun" w:cs="Calibri (正文)"/>
+                <w:sz w:val="22"/>
+                <w:lang w:val="en-US" w:eastAsia="zh-CN"/>
+              </w:rPr>
+              <w:t xml:space="preserve">, </w:t>
+            </w:r>
+            <w:r>
+              <w:rPr>
+                <w:rStyle w:val="236"/>
+                <w:rFonts w:hint="eastAsia" w:ascii="Calibri (正文)" w:hAnsi="Calibri (正文)" w:eastAsia="SimSun" w:cs="Calibri (正文)"/>
+                <w:sz w:val="22"/>
+                <w:lang w:val="en-US" w:eastAsia="zh-CN"/>
+              </w:rPr>
+              <w:t>深圳</w:t>
+            </w:r>
+          </w:p>
+          <w:p>
+            <w:pPr>
+              <w:pStyle w:val="24"/>
+              <w:numPr>
+                <w:ilvl w:val="0"/>
+                <w:numId w:val="0"/>
+              </w:numPr>
+              <w:ind w:leftChars="0" w:right="576" w:rightChars="0"/>
+              <w:rPr>
+                <w:rFonts w:hint="default"/>
+              </w:rPr>
+            </w:pPr>
+            <w:r>
+              <w:rPr>
+                <w:rFonts w:hint="default"/>
+              </w:rPr>
+              <w:t>辣媽幫app是中國最大的母嬰社交媒體之一.</w:t>
+            </w:r>
+          </w:p>
+          <w:p>
+            <w:pPr>
+              <w:pStyle w:val="24"/>
+              <w:numPr>
+                <w:ilvl w:val="0"/>
+                <w:numId w:val="0"/>
+              </w:numPr>
+              <w:ind w:leftChars="0" w:right="576" w:rightChars="0"/>
+              <w:rPr>
+                <w:rFonts w:hint="default"/>
+              </w:rPr>
+            </w:pPr>
+            <w:r>
+              <w:rPr>
+                <w:rFonts w:hint="default"/>
+              </w:rPr>
+              <w:t>除辣媽幫app外,公司還運營孕期伴侶,辣媽幫商城,辣妈帮U选3款app.作為一家用戶快速增長的獨角獸企業,</w:t>
+            </w:r>
+          </w:p>
+          <w:p>
+            <w:pPr>
+              <w:pStyle w:val="24"/>
+              <w:numPr>
+                <w:ilvl w:val="0"/>
+                <w:numId w:val="0"/>
+              </w:numPr>
+              <w:ind w:leftChars="0" w:right="576" w:rightChars="0"/>
+              <w:rPr>
+                <w:rFonts w:hint="default"/>
+              </w:rPr>
+            </w:pPr>
+            <w:r>
+              <w:rPr>
+                <w:rFonts w:hint="default"/>
+              </w:rPr>
+              <w:t>辣媽幫面臨數據量的快速增長以及如何用好數據的挑戰.</w:t>
+            </w:r>
+          </w:p>
+          <w:p>
+            <w:pPr>
+              <w:pStyle w:val="24"/>
+              <w:numPr>
+                <w:ilvl w:val="0"/>
+                <w:numId w:val="0"/>
+              </w:numPr>
+              <w:ind w:leftChars="0" w:right="576" w:rightChars="0"/>
+              <w:rPr>
+                <w:rFonts w:hint="default"/>
+              </w:rPr>
+            </w:pPr>
+            <w:r>
+              <w:rPr>
+                <w:rFonts w:hint="default"/>
+              </w:rPr>
+              <w:t>數據組導入了新的數據倉庫以應對數據增長,開發了數據平台為公司各部門提供數據展示.</w:t>
+            </w:r>
+          </w:p>
+          <w:p>
+            <w:pPr>
+              <w:pStyle w:val="24"/>
+              <w:ind w:left="101" w:leftChars="0" w:right="576" w:rightChars="0" w:hanging="101" w:firstLineChars="0"/>
+              <w:rPr>
+                <w:rFonts w:hint="default"/>
+              </w:rPr>
+            </w:pPr>
+            <w:r>
+              <w:rPr>
+                <w:rFonts w:hint="default"/>
+              </w:rPr>
+              <w:t>因應臨時數據需求,每年提供超過2000份數據提取彙報紀錄.</w:t>
+            </w:r>
+          </w:p>
+          <w:p>
+            <w:pPr>
+              <w:pStyle w:val="24"/>
+              <w:ind w:left="101" w:leftChars="0" w:right="576" w:rightChars="0" w:hanging="101" w:firstLineChars="0"/>
+              <w:rPr>
+                <w:rFonts w:hint="default"/>
+              </w:rPr>
+            </w:pPr>
+            <w:r>
+              <w:rPr>
+                <w:rFonts w:hint="default"/>
+              </w:rPr>
+              <w:t>在數據組內共同開發了OSS系統作為日常數據統計指標計算和展示,為公司內多個部門提供數據支持.</w:t>
+            </w:r>
+          </w:p>
+          <w:p>
+            <w:pPr>
+              <w:pStyle w:val="24"/>
+              <w:ind w:left="101" w:leftChars="0" w:right="576" w:rightChars="0" w:hanging="101" w:firstLineChars="0"/>
+              <w:rPr>
+                <w:lang w:val="en-US" w:eastAsia="ja-JP"/>
+              </w:rPr>
+            </w:pPr>
+            <w:r>
+              <w:rPr>
+                <w:rFonts w:hint="default"/>
+              </w:rPr>
+              <w:t xml:space="preserve">通過建立用戶畫像分析,A/B Test技術,為公司的用戶開發策略,數據驅動開發提供了數據決策支持. </w:t>
+            </w:r>
+          </w:p>
+        </w:tc>
+      </w:tr>
+      <w:tr>
+        <w:tblPrEx>
+          <w:tblCellMar>
+            <w:top w:w="144" w:type="dxa"/>
+            <w:left w:w="0" w:type="dxa"/>
+            <w:bottom w:w="0" w:type="dxa"/>
+            <w:right w:w="0" w:type="dxa"/>
+          </w:tblCellMar>
+        </w:tblPrEx>
+        <w:tc>
+          <w:tcPr>
+            <w:tcW w:w="925" w:type="pct"/>
+            <w:vAlign w:val="top"/>
+          </w:tcPr>
+          <w:p>
+            <w:pPr>
+              <w:pStyle w:val="50"/>
+              <w:ind w:right="144" w:rightChars="0"/>
+              <w:rPr>
+                <w:rFonts w:hint="default" w:asciiTheme="minorHAnsi" w:hAnsiTheme="minorHAnsi" w:eastAsiaTheme="minorHAnsi" w:cstheme="minorBidi"/>
+                <w:color w:val="auto"/>
+                <w:sz w:val="22"/>
+                <w:szCs w:val="22"/>
+                <w:lang w:val="en-US" w:eastAsia="ja-JP" w:bidi="ar-SA"/>
+              </w:rPr>
+            </w:pPr>
+            <w:r>
+              <w:rPr>
+                <w:rFonts w:hint="eastAsia" w:eastAsia="SimSun"/>
+                <w:lang w:eastAsia="zh-CN"/>
+              </w:rPr>
+              <w:t>2</w:t>
+            </w:r>
+            <w:r>
+              <w:rPr>
+                <w:rFonts w:hint="eastAsia" w:eastAsia="SimSun"/>
+                <w:lang w:val="en-US" w:eastAsia="zh-CN"/>
+              </w:rPr>
+              <w:t>014.04</w:t>
+            </w:r>
+            <w:r>
+              <w:t>-</w:t>
+            </w:r>
+            <w:r>
+              <w:rPr>
+                <w:rFonts w:hint="eastAsia" w:eastAsia="SimSun"/>
+                <w:lang w:eastAsia="zh-CN"/>
+              </w:rPr>
+              <w:t>2</w:t>
+            </w:r>
+            <w:r>
+              <w:rPr>
+                <w:rFonts w:hint="eastAsia" w:eastAsia="SimSun"/>
+                <w:lang w:val="en-US" w:eastAsia="zh-CN"/>
+              </w:rPr>
+              <w:t>015.09</w:t>
+            </w:r>
+          </w:p>
+        </w:tc>
+        <w:tc>
+          <w:tcPr>
+            <w:tcW w:w="4074" w:type="pct"/>
+            <w:vAlign w:val="top"/>
+          </w:tcPr>
+          <w:p>
+            <w:pPr>
+              <w:rPr>
+                <w:rFonts w:hint="default"/>
+                <w:lang w:val="en-US"/>
+              </w:rPr>
+            </w:pPr>
+            <w:r>
+              <w:rPr>
+                <w:rFonts w:hint="eastAsia" w:eastAsia="SimSun"/>
+                <w:lang w:val="en-US" w:eastAsia="zh-CN"/>
+              </w:rPr>
+              <w:t>系統工程師</w:t>
+            </w:r>
+            <w:r>
+              <w:t>,</w:t>
+            </w:r>
+            <w:r>
+              <w:rPr>
+                <w:rFonts w:hint="default" w:ascii="Calibri (正文)" w:hAnsi="Calibri (正文)" w:cs="Calibri (正文)"/>
+              </w:rPr>
+              <w:t>  </w:t>
+            </w:r>
+            <w:r>
+              <w:rPr>
+                <w:rStyle w:val="236"/>
+                <w:rFonts w:hint="eastAsia" w:ascii="Calibri (正文)" w:hAnsi="Calibri (正文)" w:eastAsia="SimSun" w:cs="Calibri (正文)"/>
+                <w:sz w:val="22"/>
+                <w:lang w:val="en-US" w:eastAsia="zh-CN"/>
+              </w:rPr>
+              <w:t>株式會社</w:t>
+            </w:r>
+            <w:r>
+              <w:rPr>
+                <w:rStyle w:val="236"/>
+                <w:rFonts w:hint="default" w:ascii="Calibri (正文)" w:hAnsi="Calibri (正文)" w:eastAsia="SimSun" w:cs="Calibri (正文)"/>
+                <w:sz w:val="22"/>
+                <w:lang w:val="en-US" w:eastAsia="zh-CN"/>
+              </w:rPr>
+              <w:t>Lino-</w:t>
+            </w:r>
+            <w:r>
+              <w:rPr>
+                <w:rStyle w:val="236"/>
+                <w:rFonts w:hint="eastAsia" w:ascii="Calibri (正文)" w:hAnsi="Calibri (正文)" w:eastAsia="SimSun" w:cs="Calibri (正文)"/>
+                <w:sz w:val="22"/>
+                <w:lang w:val="en-US" w:eastAsia="zh-CN"/>
+              </w:rPr>
+              <w:t>a</w:t>
+            </w:r>
+            <w:r>
+              <w:rPr>
+                <w:rStyle w:val="236"/>
+                <w:rFonts w:hint="default" w:ascii="Calibri (正文)" w:hAnsi="Calibri (正文)" w:eastAsia="SimSun" w:cs="Calibri (正文)"/>
+                <w:sz w:val="22"/>
+                <w:lang w:val="en-US" w:eastAsia="zh-CN"/>
+              </w:rPr>
+              <w:t xml:space="preserve"> </w:t>
+            </w:r>
+            <w:r>
+              <w:rPr>
+                <w:rStyle w:val="236"/>
+                <w:rFonts w:hint="eastAsia" w:ascii="Calibri (正文)" w:hAnsi="Calibri (正文)" w:eastAsia="SimSun" w:cs="Calibri (正文)"/>
+                <w:sz w:val="22"/>
+                <w:lang w:val="en-US" w:eastAsia="zh-CN"/>
+              </w:rPr>
+              <w:t>京都</w:t>
+            </w:r>
+          </w:p>
+          <w:p>
+            <w:pPr>
+              <w:pStyle w:val="24"/>
+              <w:ind w:left="101" w:leftChars="0" w:right="576" w:rightChars="0" w:hanging="101" w:firstLineChars="0"/>
+              <w:rPr>
+                <w:rFonts w:asciiTheme="minorHAnsi" w:hAnsiTheme="minorHAnsi" w:eastAsiaTheme="minorHAnsi" w:cstheme="minorBidi"/>
+                <w:color w:val="595959" w:themeColor="text1" w:themeTint="A6"/>
+                <w:sz w:val="22"/>
+                <w:szCs w:val="22"/>
+                <w:lang w:val="en-US" w:eastAsia="ja-JP" w:bidi="ar-SA"/>
+                <w14:textFill>
+                  <w14:solidFill>
+                    <w14:schemeClr w14:val="tx1">
+                      <w14:lumMod w14:val="65000"/>
+                      <w14:lumOff w14:val="35000"/>
+                    </w14:schemeClr>
+                  </w14:solidFill>
+                </w14:textFill>
+              </w:rPr>
+            </w:pPr>
+            <w:r>
+              <w:rPr>
+                <w:rFonts w:hint="default"/>
+              </w:rPr>
+              <w:t>用WordPress開發了面向遊客的多語言多機種對應旅遊資訊系統平台,為下田市觀光協會,彥根市觀光協會提供服務.</w:t>
+            </w:r>
+          </w:p>
+        </w:tc>
+      </w:tr>
+      <w:tr>
+        <w:tblPrEx>
+          <w:tblCellMar>
+            <w:top w:w="144" w:type="dxa"/>
+            <w:left w:w="0" w:type="dxa"/>
+            <w:bottom w:w="0" w:type="dxa"/>
+            <w:right w:w="0" w:type="dxa"/>
+          </w:tblCellMar>
+        </w:tblPrEx>
+        <w:trPr>
+          <w:trHeight w:val="404" w:hRule="atLeast"/>
+        </w:trPr>
+        <w:tc>
+          <w:tcPr>
+            <w:tcW w:w="925" w:type="pct"/>
+            <w:vAlign w:val="top"/>
+          </w:tcPr>
+          <w:p>
+            <w:pPr>
+              <w:pStyle w:val="50"/>
+              <w:ind w:right="144" w:rightChars="0"/>
+              <w:rPr>
+                <w:rFonts w:hint="eastAsia" w:asciiTheme="minorHAnsi" w:hAnsiTheme="minorHAnsi" w:eastAsiaTheme="minorHAnsi" w:cstheme="minorBidi"/>
+                <w:color w:val="auto"/>
+                <w:sz w:val="22"/>
+                <w:szCs w:val="22"/>
+                <w:lang w:val="en-US" w:eastAsia="zh-CN" w:bidi="ar-SA"/>
+              </w:rPr>
+            </w:pPr>
+            <w:r>
+              <w:rPr>
+                <w:rFonts w:hint="eastAsia" w:eastAsia="SimSun"/>
+                <w:lang w:eastAsia="zh-CN"/>
+              </w:rPr>
+              <w:t>2</w:t>
+            </w:r>
+            <w:r>
+              <w:rPr>
+                <w:rFonts w:hint="eastAsia" w:eastAsia="SimSun"/>
+                <w:lang w:val="en-US" w:eastAsia="zh-CN"/>
+              </w:rPr>
+              <w:t>008.10</w:t>
+            </w:r>
+            <w:r>
+              <w:t>-</w:t>
+            </w:r>
+            <w:r>
+              <w:rPr>
+                <w:rFonts w:hint="eastAsia" w:eastAsia="SimSun"/>
+                <w:lang w:eastAsia="zh-CN"/>
+              </w:rPr>
+              <w:t>2</w:t>
+            </w:r>
+            <w:r>
+              <w:rPr>
+                <w:rFonts w:hint="eastAsia" w:eastAsia="SimSun"/>
+                <w:lang w:val="en-US" w:eastAsia="zh-CN"/>
+              </w:rPr>
+              <w:t>009.09</w:t>
+            </w:r>
+          </w:p>
+        </w:tc>
+        <w:tc>
+          <w:tcPr>
+            <w:tcW w:w="4074" w:type="pct"/>
+            <w:vAlign w:val="top"/>
+          </w:tcPr>
+          <w:p>
+            <w:r>
+              <w:rPr>
+                <w:rFonts w:hint="eastAsia" w:eastAsia="SimSun"/>
+                <w:lang w:val="en-US" w:eastAsia="zh-CN"/>
+              </w:rPr>
+              <w:t>剪輯師</w:t>
+            </w:r>
+            <w:r>
+              <w:t>,  </w:t>
+            </w:r>
+            <w:r>
+              <w:rPr>
+                <w:rStyle w:val="236"/>
+                <w:rFonts w:hint="eastAsia" w:ascii="Calibri (正文)" w:hAnsi="Calibri (正文)" w:eastAsia="SimSun" w:cs="Calibri (正文)"/>
+                <w:sz w:val="22"/>
+                <w:lang w:val="en-US" w:eastAsia="zh-CN"/>
+              </w:rPr>
+              <w:t>遠目影視有限公司</w:t>
+            </w:r>
+            <w:r>
+              <w:rPr>
+                <w:rStyle w:val="236"/>
+                <w:rFonts w:hint="default" w:ascii="Calibri (正文)" w:hAnsi="Calibri (正文)" w:eastAsia="SimSun" w:cs="Calibri (正文)"/>
+                <w:sz w:val="22"/>
+                <w:lang w:val="en-US" w:eastAsia="zh-CN"/>
+              </w:rPr>
+              <w:t xml:space="preserve">, </w:t>
+            </w:r>
+            <w:r>
+              <w:rPr>
+                <w:rStyle w:val="236"/>
+                <w:rFonts w:hint="eastAsia" w:ascii="Calibri (正文)" w:hAnsi="Calibri (正文)" w:eastAsia="SimSun" w:cs="Calibri (正文)"/>
+                <w:sz w:val="22"/>
+                <w:lang w:val="en-US" w:eastAsia="zh-CN"/>
+              </w:rPr>
+              <w:t>珠海</w:t>
+            </w:r>
+          </w:p>
+          <w:p>
+            <w:pPr>
+              <w:pStyle w:val="24"/>
+              <w:ind w:left="101" w:leftChars="0" w:right="576" w:rightChars="0" w:hanging="101" w:firstLineChars="0"/>
+              <w:rPr>
+                <w:rFonts w:hint="default" w:asciiTheme="minorHAnsi" w:hAnsiTheme="minorHAnsi" w:eastAsiaTheme="minorHAnsi" w:cstheme="minorBidi"/>
+                <w:color w:val="595959" w:themeColor="text1" w:themeTint="A6"/>
+                <w:sz w:val="22"/>
+                <w:szCs w:val="22"/>
+                <w:lang w:val="en-US" w:eastAsia="ja-JP" w:bidi="ar-SA"/>
+                <w14:textFill>
+                  <w14:solidFill>
+                    <w14:schemeClr w14:val="tx1">
+                      <w14:lumMod w14:val="65000"/>
+                      <w14:lumOff w14:val="35000"/>
+                    </w14:schemeClr>
+                  </w14:solidFill>
+                </w14:textFill>
+              </w:rPr>
+            </w:pPr>
+            <w:r>
+              <w:rPr>
+                <w:rFonts w:hint="default"/>
+              </w:rPr>
+              <w:t>負責公司承接的廣告視頻和電視節目的後期剪輯.</w:t>
+            </w:r>
+          </w:p>
+        </w:tc>
+      </w:tr>
+    </w:tbl>
+    <w:p>
+      <w:pPr>
+        <w:spacing w:after="0"/>
+        <w:ind w:right="0"/>
+      </w:pPr>
+    </w:p>
     <w:p>
       <w:pPr>
         <w:pStyle w:val="3"/>
@@ -1027,7 +1955,7 @@
           <w:tag w:val="Education heading:"/>
           <w:id w:val="989682148"/>
           <w:placeholder>
-            <w:docPart w:val="6B3AB57224014DFB9C47AC76B54F4E75"/>
+            <w:docPart w:val="{4290aeba-d505-433a-ae2c-b24b7c9dde5c}"/>
           </w:placeholder>
           <w:temporary/>
           <w:showingPlcHdr/>
@@ -1745,912 +2673,13 @@
         <w:ind w:right="0"/>
       </w:pPr>
     </w:p>
-    <w:p/>
-    <w:p/>
-    <w:p/>
-    <w:p>
-      <w:pPr>
-        <w:rPr>
-          <w:rFonts w:hint="eastAsia"/>
-          <w:lang w:val="en-US" w:eastAsia="zh-CN"/>
-        </w:rPr>
-      </w:pPr>
-      <w:r>
-        <w:rPr>
-          <w:rFonts w:hint="eastAsia"/>
-          <w:lang w:val="en-US" w:eastAsia="zh-CN"/>
-        </w:rPr>
-        <w:br w:type="page"/>
-      </w:r>
-    </w:p>
-    <w:p>
-      <w:pPr>
-        <w:pStyle w:val="3"/>
-      </w:pPr>
-      <w:r>
-        <w:rPr>
-          <w:rFonts w:hint="eastAsia"/>
-          <w:lang w:val="en-US" w:eastAsia="zh-CN"/>
-        </w:rPr>
-        <w:t xml:space="preserve">工作經歷 </w:t>
-      </w:r>
-      <w:sdt>
-        <w:sdtPr>
-          <w:alias w:val="Experience heading:"/>
-          <w:tag w:val="Experience heading:"/>
-          <w:id w:val="899876606"/>
-          <w:placeholder>
-            <w:docPart w:val="{7f60ccd6-e42a-47ea-a570-2911b1bae72a}"/>
-          </w:placeholder>
-          <w:temporary/>
-          <w:showingPlcHdr/>
-          <w15:appearance w15:val="hidden"/>
-        </w:sdtPr>
-        <w:sdtContent>
-          <w:r>
-            <w:t>Experience</w:t>
-          </w:r>
-        </w:sdtContent>
-      </w:sdt>
-    </w:p>
-    <w:tbl>
-      <w:tblPr>
-        <w:tblStyle w:val="254"/>
-        <w:tblW w:w="5000" w:type="pct"/>
-        <w:tblDescription w:val="Experience table"/>
-        <w:tblInd w:w="0" w:type="dxa"/>
-        <w:tblLayout w:type="fixed"/>
-        <w:tblCellMar>
-          <w:top w:w="144" w:type="dxa"/>
-          <w:left w:w="0" w:type="dxa"/>
-          <w:bottom w:w="0" w:type="dxa"/>
-          <w:right w:w="0" w:type="dxa"/>
-        </w:tblCellMar>
-      </w:tblPr>
-      <w:tblGrid>
-        <w:gridCol w:w="1680"/>
-        <w:gridCol w:w="7392"/>
-      </w:tblGrid>
-      <w:tr>
-        <w:tblPrEx>
-          <w:tblCellMar>
-            <w:top w:w="144" w:type="dxa"/>
-            <w:left w:w="0" w:type="dxa"/>
-            <w:bottom w:w="0" w:type="dxa"/>
-            <w:right w:w="0" w:type="dxa"/>
-          </w:tblCellMar>
-        </w:tblPrEx>
-        <w:trPr>
-          <w:trHeight w:val="90" w:hRule="atLeast"/>
-          <w:tblHeader/>
-        </w:trPr>
-        <w:tc>
-          <w:tcPr>
-            <w:tcW w:w="925" w:type="pct"/>
-            <w:tcBorders>
-              <w:top w:val="nil"/>
-              <w:left w:val="nil"/>
-              <w:bottom w:val="nil"/>
-              <w:right w:val="nil"/>
-              <w:insideH w:val="nil"/>
-              <w:insideV w:val="nil"/>
-              <w:tl2br w:val="nil"/>
-              <w:tr2bl w:val="nil"/>
-            </w:tcBorders>
-          </w:tcPr>
-          <w:p>
-            <w:pPr>
-              <w:pStyle w:val="50"/>
-              <w:wordWrap/>
-              <w:spacing w:line="240" w:lineRule="auto"/>
-              <w:rPr>
-                <w:rFonts w:hint="eastAsia" w:eastAsia="SimSun"/>
-                <w:sz w:val="22"/>
-                <w:lang w:val="en-US" w:eastAsia="zh-CN"/>
-              </w:rPr>
-            </w:pPr>
-            <w:r>
-              <w:rPr>
-                <w:rFonts w:hint="eastAsia" w:eastAsia="SimSun"/>
-                <w:sz w:val="22"/>
-                <w:lang w:val="en-US" w:eastAsia="zh-CN"/>
-              </w:rPr>
-              <w:t>2019.09</w:t>
-            </w:r>
-            <w:r>
-              <w:rPr>
-                <w:sz w:val="22"/>
-              </w:rPr>
-              <w:t>-</w:t>
-            </w:r>
-            <w:r>
-              <w:rPr>
-                <w:rFonts w:hint="eastAsia" w:eastAsia="SimSun"/>
-                <w:sz w:val="22"/>
-                <w:lang w:val="en-US" w:eastAsia="zh-CN"/>
-              </w:rPr>
-              <w:t>至今</w:t>
-            </w:r>
-          </w:p>
-        </w:tc>
-        <w:tc>
-          <w:tcPr>
-            <w:tcW w:w="4074" w:type="pct"/>
-            <w:tcBorders>
-              <w:top w:val="nil"/>
-              <w:bottom w:val="nil"/>
-              <w:right w:val="nil"/>
-              <w:insideH w:val="nil"/>
-              <w:insideV w:val="nil"/>
-              <w:tl2br w:val="nil"/>
-              <w:tr2bl w:val="nil"/>
-            </w:tcBorders>
-          </w:tcPr>
-          <w:p>
-            <w:pPr>
-              <w:wordWrap/>
-              <w:spacing w:line="240" w:lineRule="auto"/>
-              <w:rPr>
-                <w:rFonts w:hint="eastAsia" w:eastAsia="SimSun"/>
-                <w:sz w:val="22"/>
-                <w:lang w:val="en-US" w:eastAsia="zh-CN"/>
-              </w:rPr>
-            </w:pPr>
-            <w:r>
-              <w:rPr>
-                <w:rFonts w:hint="eastAsia" w:eastAsia="SimSun"/>
-                <w:lang w:val="en-US" w:eastAsia="zh-CN"/>
-              </w:rPr>
-              <w:t>服務端工程師</w:t>
-            </w:r>
-            <w:r>
-              <w:rPr>
-                <w:sz w:val="22"/>
-              </w:rPr>
-              <w:t>,  </w:t>
-            </w:r>
-            <w:r>
-              <w:rPr>
-                <w:rStyle w:val="236"/>
-                <w:rFonts w:hint="eastAsia" w:eastAsia="SimSun"/>
-                <w:sz w:val="22"/>
-                <w:lang w:val="en-US" w:eastAsia="zh-CN"/>
-              </w:rPr>
-              <w:t xml:space="preserve">Outsourcing Technolo株式會社 , 東京 </w:t>
-            </w:r>
-          </w:p>
-          <w:p>
-            <w:pPr>
-              <w:pStyle w:val="24"/>
-              <w:numPr>
-                <w:ilvl w:val="0"/>
-                <w:numId w:val="0"/>
-              </w:numPr>
-              <w:wordWrap/>
-              <w:spacing w:line="240" w:lineRule="auto"/>
-              <w:ind w:leftChars="0" w:right="576" w:rightChars="0"/>
-              <w:rPr>
-                <w:rFonts w:hint="default"/>
-                <w:sz w:val="22"/>
-              </w:rPr>
-            </w:pPr>
-            <w:r>
-              <w:rPr>
-                <w:rFonts w:hint="default"/>
-                <w:sz w:val="22"/>
-              </w:rPr>
-              <w:t>以</w:t>
-            </w:r>
-            <w:r>
-              <w:rPr>
-                <w:rFonts w:hint="eastAsia" w:eastAsia="SimSun"/>
-                <w:sz w:val="22"/>
-                <w:lang w:eastAsia="zh-CN"/>
-              </w:rPr>
-              <w:t>服務端</w:t>
-            </w:r>
-            <w:r>
-              <w:rPr>
-                <w:rFonts w:hint="default"/>
-                <w:sz w:val="22"/>
-              </w:rPr>
-              <w:t>工程師的身份參與TRI-AD(現Woven planet),富士菲林和富士通網路的開發項目.</w:t>
-            </w:r>
-          </w:p>
-          <w:p>
-            <w:pPr>
-              <w:pStyle w:val="24"/>
-              <w:wordWrap/>
-              <w:spacing w:line="240" w:lineRule="auto"/>
-              <w:rPr>
-                <w:rFonts w:hint="default"/>
-                <w:sz w:val="22"/>
-              </w:rPr>
-            </w:pPr>
-            <w:r>
-              <w:rPr>
-                <w:rFonts w:hint="default"/>
-                <w:sz w:val="22"/>
-              </w:rPr>
-              <w:t>運用微服務系統開發技術,負責設計和開發了豐田智能都市(Woven City)智能物流配送系統的服務端部分. 該系統管理超過3000臺配送機器人網路.</w:t>
-            </w:r>
-          </w:p>
-          <w:p>
-            <w:pPr>
-              <w:pStyle w:val="24"/>
-              <w:wordWrap/>
-              <w:spacing w:line="240" w:lineRule="auto"/>
-              <w:rPr>
-                <w:rFonts w:hint="default"/>
-                <w:sz w:val="22"/>
-              </w:rPr>
-            </w:pPr>
-            <w:r>
-              <w:rPr>
-                <w:rFonts w:hint="default"/>
-                <w:sz w:val="22"/>
-              </w:rPr>
-              <w:t>參與富士菲林負責的日本政府戶籍科的戶籍電子化促進</w:t>
-            </w:r>
-            <w:r>
-              <w:rPr>
-                <w:rFonts w:hint="eastAsia" w:eastAsia="SimSun"/>
-                <w:sz w:val="22"/>
-                <w:lang w:eastAsia="zh-CN"/>
-              </w:rPr>
-              <w:t>項目</w:t>
-            </w:r>
-            <w:r>
-              <w:rPr>
-                <w:rFonts w:hint="default"/>
-                <w:sz w:val="22"/>
-              </w:rPr>
-              <w:t>,開發了5款windows軟件輔助解決戶籍系統電子化中的問題. 通過導入OCR文字識別技術,將掃描圖像格式的戶籍藤本轉換成結構化文字資訊,實現將人工識別需十年以上的處理變為數小時以內的自動處理.</w:t>
-            </w:r>
-          </w:p>
-          <w:p>
-            <w:pPr>
-              <w:pStyle w:val="24"/>
-              <w:wordWrap/>
-              <w:spacing w:line="240" w:lineRule="auto"/>
-              <w:rPr>
-                <w:sz w:val="22"/>
-              </w:rPr>
-            </w:pPr>
-            <w:r>
-              <w:rPr>
-                <w:rFonts w:hint="default"/>
-                <w:sz w:val="22"/>
-              </w:rPr>
-              <w:t>參與富士通網路公司的網路通信幹線和網路設備可視化監測平臺的開發,為NTT(日本電信)現有的網路線路系統和開發中的5G網路系統提供設備狀態監測和網路線路可視化檢測和自動故障報警服務.</w:t>
-            </w:r>
-          </w:p>
-        </w:tc>
-      </w:tr>
-      <w:tr>
-        <w:tblPrEx>
-          <w:tblCellMar>
-            <w:top w:w="144" w:type="dxa"/>
-            <w:left w:w="0" w:type="dxa"/>
-            <w:bottom w:w="0" w:type="dxa"/>
-            <w:right w:w="0" w:type="dxa"/>
-          </w:tblCellMar>
-        </w:tblPrEx>
-        <w:tc>
-          <w:tcPr>
-            <w:tcW w:w="925" w:type="pct"/>
-          </w:tcPr>
-          <w:p>
-            <w:pPr>
-              <w:pStyle w:val="50"/>
-              <w:rPr>
-                <w:rFonts w:hint="default"/>
-                <w:lang w:val="en-US"/>
-              </w:rPr>
-            </w:pPr>
-            <w:r>
-              <w:rPr>
-                <w:rFonts w:hint="eastAsia" w:eastAsia="SimSun"/>
-                <w:lang w:eastAsia="zh-CN"/>
-              </w:rPr>
-              <w:t>2</w:t>
-            </w:r>
-            <w:r>
-              <w:rPr>
-                <w:rFonts w:hint="eastAsia" w:eastAsia="SimSun"/>
-                <w:lang w:val="en-US" w:eastAsia="zh-CN"/>
-              </w:rPr>
-              <w:t>018.06</w:t>
-            </w:r>
-            <w:r>
-              <w:t>-</w:t>
-            </w:r>
-            <w:r>
-              <w:rPr>
-                <w:rFonts w:hint="eastAsia" w:eastAsia="SimSun"/>
-                <w:lang w:eastAsia="zh-CN"/>
-              </w:rPr>
-              <w:t>2</w:t>
-            </w:r>
-            <w:r>
-              <w:rPr>
-                <w:rFonts w:hint="eastAsia" w:eastAsia="SimSun"/>
-                <w:lang w:val="en-US" w:eastAsia="zh-CN"/>
-              </w:rPr>
-              <w:t>019.08</w:t>
-            </w:r>
-          </w:p>
-        </w:tc>
-        <w:tc>
-          <w:tcPr>
-            <w:tcW w:w="4074" w:type="pct"/>
-          </w:tcPr>
-          <w:p>
-            <w:r>
-              <w:rPr>
-                <w:rFonts w:hint="default"/>
-              </w:rPr>
-              <w:t>測試工程師</w:t>
-            </w:r>
-            <w:r>
-              <w:t>,</w:t>
-            </w:r>
-            <w:r>
-              <w:rPr>
-                <w:rFonts w:hint="default" w:ascii="Calibri (正文)" w:hAnsi="Calibri (正文)" w:cs="Calibri (正文)"/>
-              </w:rPr>
-              <w:t>  株式會社 Oriental Kingdom Group</w:t>
-            </w:r>
-            <w:r>
-              <w:rPr>
-                <w:rStyle w:val="236"/>
-                <w:rFonts w:hint="default" w:ascii="Calibri (正文)" w:hAnsi="Calibri (正文)" w:eastAsia="SimSun" w:cs="Calibri (正文)"/>
-                <w:sz w:val="22"/>
-                <w:lang w:val="en-US" w:eastAsia="zh-CN"/>
-              </w:rPr>
-              <w:t xml:space="preserve">, </w:t>
-            </w:r>
-            <w:r>
-              <w:rPr>
-                <w:rStyle w:val="236"/>
-                <w:rFonts w:hint="eastAsia" w:ascii="Calibri (正文)" w:hAnsi="Calibri (正文)" w:eastAsia="SimSun" w:cs="Calibri (正文)"/>
-                <w:sz w:val="22"/>
-                <w:lang w:val="en-US" w:eastAsia="zh-CN"/>
-              </w:rPr>
-              <w:t>東京</w:t>
-            </w:r>
-          </w:p>
-          <w:p>
-            <w:pPr>
-              <w:pStyle w:val="24"/>
-            </w:pPr>
-            <w:r>
-              <w:rPr>
-                <w:rFonts w:hint="default"/>
-              </w:rPr>
-              <w:t>參加軟銀旗下人形機器人Pepper的對企業開發</w:t>
-            </w:r>
-            <w:r>
-              <w:rPr>
-                <w:rFonts w:hint="eastAsia" w:eastAsia="SimSun"/>
-                <w:lang w:eastAsia="zh-CN"/>
-              </w:rPr>
-              <w:t>項目</w:t>
-            </w:r>
-            <w:r>
-              <w:rPr>
-                <w:rFonts w:hint="default"/>
-              </w:rPr>
-              <w:t>,負責設計和執行Pepper管理系統和Pepper的軟件項目測試.</w:t>
-            </w:r>
-          </w:p>
-        </w:tc>
-      </w:tr>
-      <w:tr>
-        <w:tblPrEx>
-          <w:tblCellMar>
-            <w:top w:w="144" w:type="dxa"/>
-            <w:left w:w="0" w:type="dxa"/>
-            <w:bottom w:w="0" w:type="dxa"/>
-            <w:right w:w="0" w:type="dxa"/>
-          </w:tblCellMar>
-        </w:tblPrEx>
-        <w:trPr>
-          <w:trHeight w:val="3854" w:hRule="atLeast"/>
-        </w:trPr>
-        <w:tc>
-          <w:tcPr>
-            <w:tcW w:w="925" w:type="pct"/>
-            <w:vAlign w:val="top"/>
-          </w:tcPr>
-          <w:p>
-            <w:pPr>
-              <w:pStyle w:val="50"/>
-              <w:ind w:right="144" w:rightChars="0"/>
-              <w:rPr>
-                <w:rFonts w:hint="default" w:asciiTheme="minorHAnsi" w:hAnsiTheme="minorHAnsi" w:eastAsiaTheme="minorHAnsi" w:cstheme="minorBidi"/>
-                <w:color w:val="auto"/>
-                <w:sz w:val="22"/>
-                <w:szCs w:val="22"/>
-                <w:lang w:val="en-US" w:eastAsia="ja-JP" w:bidi="ar-SA"/>
-              </w:rPr>
-            </w:pPr>
-            <w:r>
-              <w:rPr>
-                <w:rFonts w:hint="eastAsia" w:eastAsia="SimSun"/>
-                <w:lang w:eastAsia="zh-CN"/>
-              </w:rPr>
-              <w:t>2</w:t>
-            </w:r>
-            <w:r>
-              <w:rPr>
-                <w:rFonts w:hint="eastAsia" w:eastAsia="SimSun"/>
-                <w:lang w:val="en-US" w:eastAsia="zh-CN"/>
-              </w:rPr>
-              <w:t>015.10</w:t>
-            </w:r>
-            <w:r>
-              <w:t>-</w:t>
-            </w:r>
-            <w:r>
-              <w:rPr>
-                <w:rFonts w:hint="eastAsia" w:eastAsia="SimSun"/>
-                <w:lang w:eastAsia="zh-CN"/>
-              </w:rPr>
-              <w:t>2</w:t>
-            </w:r>
-            <w:r>
-              <w:rPr>
-                <w:rFonts w:hint="eastAsia" w:eastAsia="SimSun"/>
-                <w:lang w:val="en-US" w:eastAsia="zh-CN"/>
-              </w:rPr>
-              <w:t>018.05</w:t>
-            </w:r>
-          </w:p>
-        </w:tc>
-        <w:tc>
-          <w:tcPr>
-            <w:tcW w:w="4074" w:type="pct"/>
-            <w:vAlign w:val="top"/>
-          </w:tcPr>
-          <w:p>
-            <w:r>
-              <w:rPr>
-                <w:rFonts w:hint="default"/>
-              </w:rPr>
-              <w:t>大數據工程師</w:t>
-            </w:r>
-            <w:r>
-              <w:t>,</w:t>
-            </w:r>
-            <w:r>
-              <w:rPr>
-                <w:rFonts w:hint="default" w:ascii="Calibri (正文)" w:hAnsi="Calibri (正文)" w:cs="Calibri (正文)"/>
-              </w:rPr>
-              <w:t>  </w:t>
-            </w:r>
-            <w:r>
-              <w:rPr>
-                <w:rStyle w:val="236"/>
-                <w:rFonts w:hint="eastAsia" w:ascii="Calibri (正文)" w:hAnsi="Calibri (正文)" w:eastAsia="SimSun" w:cs="Calibri (正文)"/>
-                <w:sz w:val="22"/>
-                <w:lang w:val="en-US" w:eastAsia="zh-CN"/>
-              </w:rPr>
-              <w:t>辣媽幫科技有限公司</w:t>
-            </w:r>
-            <w:r>
-              <w:rPr>
-                <w:rStyle w:val="236"/>
-                <w:rFonts w:hint="default" w:ascii="Calibri (正文)" w:hAnsi="Calibri (正文)" w:eastAsia="SimSun" w:cs="Calibri (正文)"/>
-                <w:sz w:val="22"/>
-                <w:lang w:val="en-US" w:eastAsia="zh-CN"/>
-              </w:rPr>
-              <w:t xml:space="preserve">, </w:t>
-            </w:r>
-            <w:r>
-              <w:rPr>
-                <w:rStyle w:val="236"/>
-                <w:rFonts w:hint="eastAsia" w:ascii="Calibri (正文)" w:hAnsi="Calibri (正文)" w:eastAsia="SimSun" w:cs="Calibri (正文)"/>
-                <w:sz w:val="22"/>
-                <w:lang w:val="en-US" w:eastAsia="zh-CN"/>
-              </w:rPr>
-              <w:t>深圳</w:t>
-            </w:r>
-          </w:p>
-          <w:p>
-            <w:pPr>
-              <w:pStyle w:val="24"/>
-              <w:numPr>
-                <w:ilvl w:val="0"/>
-                <w:numId w:val="0"/>
-              </w:numPr>
-              <w:ind w:leftChars="0" w:right="576" w:rightChars="0"/>
-              <w:rPr>
-                <w:rFonts w:hint="default"/>
-              </w:rPr>
-            </w:pPr>
-            <w:r>
-              <w:rPr>
-                <w:rFonts w:hint="default"/>
-              </w:rPr>
-              <w:t>辣媽幫app是中國最大的母嬰社交媒體之一.除辣媽幫app外,公司還運營孕期伴侶,辣媽幫商城,辣妈帮U选3款app.作為一家用戶快速增長的獨角獸企業,辣媽幫面臨數據量的快速增長以及如何用好數據的挑戰.</w:t>
-            </w:r>
-          </w:p>
-          <w:p>
-            <w:pPr>
-              <w:pStyle w:val="24"/>
-              <w:numPr>
-                <w:ilvl w:val="0"/>
-                <w:numId w:val="0"/>
-              </w:numPr>
-              <w:ind w:leftChars="0" w:right="576" w:rightChars="0"/>
-              <w:rPr>
-                <w:rFonts w:hint="default"/>
-              </w:rPr>
-            </w:pPr>
-            <w:r>
-              <w:rPr>
-                <w:rFonts w:hint="default"/>
-              </w:rPr>
-              <w:t>數據組導入了新的數據倉庫以應對數據增長,開發了數據平台為公司各部門提供數據展示.</w:t>
-            </w:r>
-          </w:p>
-          <w:p>
-            <w:pPr>
-              <w:pStyle w:val="24"/>
-              <w:ind w:left="101" w:leftChars="0" w:right="576" w:rightChars="0" w:hanging="101" w:firstLineChars="0"/>
-              <w:rPr>
-                <w:rFonts w:hint="default"/>
-              </w:rPr>
-            </w:pPr>
-            <w:r>
-              <w:rPr>
-                <w:rFonts w:hint="default"/>
-              </w:rPr>
-              <w:t>因應臨時數據需求,每年提供超過2000份數據提取彙報紀錄.</w:t>
-            </w:r>
-          </w:p>
-          <w:p>
-            <w:pPr>
-              <w:pStyle w:val="24"/>
-              <w:ind w:left="101" w:leftChars="0" w:right="576" w:rightChars="0" w:hanging="101" w:firstLineChars="0"/>
-              <w:rPr>
-                <w:rFonts w:hint="default"/>
-              </w:rPr>
-            </w:pPr>
-            <w:r>
-              <w:rPr>
-                <w:rFonts w:hint="default"/>
-              </w:rPr>
-              <w:t>在數據組內共同開發了OSS系統作為日常數據統計指標計算和展示,為公司內多個部門提供數據支持.</w:t>
-            </w:r>
-          </w:p>
-          <w:p>
-            <w:pPr>
-              <w:pStyle w:val="24"/>
-              <w:ind w:left="101" w:leftChars="0" w:right="576" w:rightChars="0" w:hanging="101" w:firstLineChars="0"/>
-              <w:rPr>
-                <w:lang w:val="en-US" w:eastAsia="ja-JP"/>
-              </w:rPr>
-            </w:pPr>
-            <w:r>
-              <w:rPr>
-                <w:rFonts w:hint="default"/>
-              </w:rPr>
-              <w:t xml:space="preserve">通過建立用戶畫像分析,A/B Test技術,為公司的用戶開發策略,數據驅動開發提供了數據決策支持. </w:t>
-            </w:r>
-          </w:p>
-        </w:tc>
-      </w:tr>
-      <w:tr>
-        <w:tblPrEx>
-          <w:tblCellMar>
-            <w:top w:w="144" w:type="dxa"/>
-            <w:left w:w="0" w:type="dxa"/>
-            <w:bottom w:w="0" w:type="dxa"/>
-            <w:right w:w="0" w:type="dxa"/>
-          </w:tblCellMar>
-        </w:tblPrEx>
-        <w:tc>
-          <w:tcPr>
-            <w:tcW w:w="925" w:type="pct"/>
-            <w:vAlign w:val="top"/>
-          </w:tcPr>
-          <w:p>
-            <w:pPr>
-              <w:pStyle w:val="50"/>
-              <w:ind w:right="144" w:rightChars="0"/>
-              <w:rPr>
-                <w:rFonts w:hint="default" w:asciiTheme="minorHAnsi" w:hAnsiTheme="minorHAnsi" w:eastAsiaTheme="minorHAnsi" w:cstheme="minorBidi"/>
-                <w:color w:val="auto"/>
-                <w:sz w:val="22"/>
-                <w:szCs w:val="22"/>
-                <w:lang w:val="en-US" w:eastAsia="ja-JP" w:bidi="ar-SA"/>
-              </w:rPr>
-            </w:pPr>
-            <w:r>
-              <w:rPr>
-                <w:rFonts w:hint="eastAsia" w:eastAsia="SimSun"/>
-                <w:lang w:eastAsia="zh-CN"/>
-              </w:rPr>
-              <w:t>2</w:t>
-            </w:r>
-            <w:r>
-              <w:rPr>
-                <w:rFonts w:hint="eastAsia" w:eastAsia="SimSun"/>
-                <w:lang w:val="en-US" w:eastAsia="zh-CN"/>
-              </w:rPr>
-              <w:t>014.04</w:t>
-            </w:r>
-            <w:r>
-              <w:t>-</w:t>
-            </w:r>
-            <w:r>
-              <w:rPr>
-                <w:rFonts w:hint="eastAsia" w:eastAsia="SimSun"/>
-                <w:lang w:eastAsia="zh-CN"/>
-              </w:rPr>
-              <w:t>2</w:t>
-            </w:r>
-            <w:r>
-              <w:rPr>
-                <w:rFonts w:hint="eastAsia" w:eastAsia="SimSun"/>
-                <w:lang w:val="en-US" w:eastAsia="zh-CN"/>
-              </w:rPr>
-              <w:t>015.09</w:t>
-            </w:r>
-          </w:p>
-        </w:tc>
-        <w:tc>
-          <w:tcPr>
-            <w:tcW w:w="4074" w:type="pct"/>
-            <w:vAlign w:val="top"/>
-          </w:tcPr>
-          <w:p>
-            <w:pPr>
-              <w:rPr>
-                <w:rFonts w:hint="default"/>
-                <w:lang w:val="en-US"/>
-              </w:rPr>
-            </w:pPr>
-            <w:r>
-              <w:rPr>
-                <w:rFonts w:hint="eastAsia" w:eastAsia="SimSun"/>
-                <w:lang w:val="en-US" w:eastAsia="zh-CN"/>
-              </w:rPr>
-              <w:t>系統工程師</w:t>
-            </w:r>
-            <w:r>
-              <w:t>,</w:t>
-            </w:r>
-            <w:r>
-              <w:rPr>
-                <w:rFonts w:hint="default" w:ascii="Calibri (正文)" w:hAnsi="Calibri (正文)" w:cs="Calibri (正文)"/>
-              </w:rPr>
-              <w:t>  </w:t>
-            </w:r>
-            <w:r>
-              <w:rPr>
-                <w:rStyle w:val="236"/>
-                <w:rFonts w:hint="eastAsia" w:ascii="Calibri (正文)" w:hAnsi="Calibri (正文)" w:eastAsia="SimSun" w:cs="Calibri (正文)"/>
-                <w:sz w:val="22"/>
-                <w:lang w:val="en-US" w:eastAsia="zh-CN"/>
-              </w:rPr>
-              <w:t>株式會社</w:t>
-            </w:r>
-            <w:r>
-              <w:rPr>
-                <w:rStyle w:val="236"/>
-                <w:rFonts w:hint="default" w:ascii="Calibri (正文)" w:hAnsi="Calibri (正文)" w:eastAsia="SimSun" w:cs="Calibri (正文)"/>
-                <w:sz w:val="22"/>
-                <w:lang w:val="en-US" w:eastAsia="zh-CN"/>
-              </w:rPr>
-              <w:t>Lino-</w:t>
-            </w:r>
-            <w:r>
-              <w:rPr>
-                <w:rStyle w:val="236"/>
-                <w:rFonts w:hint="eastAsia" w:ascii="Calibri (正文)" w:hAnsi="Calibri (正文)" w:eastAsia="SimSun" w:cs="Calibri (正文)"/>
-                <w:sz w:val="22"/>
-                <w:lang w:val="en-US" w:eastAsia="zh-CN"/>
-              </w:rPr>
-              <w:t>a</w:t>
-            </w:r>
-            <w:r>
-              <w:rPr>
-                <w:rStyle w:val="236"/>
-                <w:rFonts w:hint="default" w:ascii="Calibri (正文)" w:hAnsi="Calibri (正文)" w:eastAsia="SimSun" w:cs="Calibri (正文)"/>
-                <w:sz w:val="22"/>
-                <w:lang w:val="en-US" w:eastAsia="zh-CN"/>
-              </w:rPr>
-              <w:t xml:space="preserve"> </w:t>
-            </w:r>
-            <w:r>
-              <w:rPr>
-                <w:rStyle w:val="236"/>
-                <w:rFonts w:hint="eastAsia" w:ascii="Calibri (正文)" w:hAnsi="Calibri (正文)" w:eastAsia="SimSun" w:cs="Calibri (正文)"/>
-                <w:sz w:val="22"/>
-                <w:lang w:val="en-US" w:eastAsia="zh-CN"/>
-              </w:rPr>
-              <w:t>京都</w:t>
-            </w:r>
-          </w:p>
-          <w:p>
-            <w:pPr>
-              <w:pStyle w:val="24"/>
-              <w:ind w:left="101" w:leftChars="0" w:right="576" w:rightChars="0" w:hanging="101" w:firstLineChars="0"/>
-              <w:rPr>
-                <w:rFonts w:asciiTheme="minorHAnsi" w:hAnsiTheme="minorHAnsi" w:eastAsiaTheme="minorHAnsi" w:cstheme="minorBidi"/>
-                <w:color w:val="595959" w:themeColor="text1" w:themeTint="A6"/>
-                <w:sz w:val="22"/>
-                <w:szCs w:val="22"/>
-                <w:lang w:val="en-US" w:eastAsia="ja-JP" w:bidi="ar-SA"/>
-                <w14:textFill>
-                  <w14:solidFill>
-                    <w14:schemeClr w14:val="tx1">
-                      <w14:lumMod w14:val="65000"/>
-                      <w14:lumOff w14:val="35000"/>
-                    </w14:schemeClr>
-                  </w14:solidFill>
-                </w14:textFill>
-              </w:rPr>
-            </w:pPr>
-            <w:r>
-              <w:rPr>
-                <w:rFonts w:hint="default"/>
-              </w:rPr>
-              <w:t>用WordPress開發了面向遊客的多語言多機種對應旅遊資訊系統平台,為下田市觀光協會,彥根市觀光協會提供服務.</w:t>
-            </w:r>
-          </w:p>
-        </w:tc>
-      </w:tr>
-      <w:tr>
-        <w:tblPrEx>
-          <w:tblCellMar>
-            <w:top w:w="144" w:type="dxa"/>
-            <w:left w:w="0" w:type="dxa"/>
-            <w:bottom w:w="0" w:type="dxa"/>
-            <w:right w:w="0" w:type="dxa"/>
-          </w:tblCellMar>
-        </w:tblPrEx>
-        <w:trPr>
-          <w:trHeight w:val="404" w:hRule="atLeast"/>
-        </w:trPr>
-        <w:tc>
-          <w:tcPr>
-            <w:tcW w:w="925" w:type="pct"/>
-            <w:vAlign w:val="top"/>
-          </w:tcPr>
-          <w:p>
-            <w:pPr>
-              <w:pStyle w:val="50"/>
-              <w:ind w:right="144" w:rightChars="0"/>
-              <w:rPr>
-                <w:rFonts w:hint="eastAsia" w:asciiTheme="minorHAnsi" w:hAnsiTheme="minorHAnsi" w:eastAsiaTheme="minorHAnsi" w:cstheme="minorBidi"/>
-                <w:color w:val="auto"/>
-                <w:sz w:val="22"/>
-                <w:szCs w:val="22"/>
-                <w:lang w:val="en-US" w:eastAsia="zh-CN" w:bidi="ar-SA"/>
-              </w:rPr>
-            </w:pPr>
-            <w:r>
-              <w:rPr>
-                <w:rFonts w:hint="eastAsia" w:eastAsia="SimSun"/>
-                <w:lang w:eastAsia="zh-CN"/>
-              </w:rPr>
-              <w:t>2</w:t>
-            </w:r>
-            <w:r>
-              <w:rPr>
-                <w:rFonts w:hint="eastAsia" w:eastAsia="SimSun"/>
-                <w:lang w:val="en-US" w:eastAsia="zh-CN"/>
-              </w:rPr>
-              <w:t>008.10</w:t>
-            </w:r>
-            <w:r>
-              <w:t>-</w:t>
-            </w:r>
-            <w:r>
-              <w:rPr>
-                <w:rFonts w:hint="eastAsia" w:eastAsia="SimSun"/>
-                <w:lang w:eastAsia="zh-CN"/>
-              </w:rPr>
-              <w:t>2</w:t>
-            </w:r>
-            <w:r>
-              <w:rPr>
-                <w:rFonts w:hint="eastAsia" w:eastAsia="SimSun"/>
-                <w:lang w:val="en-US" w:eastAsia="zh-CN"/>
-              </w:rPr>
-              <w:t>009.09</w:t>
-            </w:r>
-          </w:p>
-        </w:tc>
-        <w:tc>
-          <w:tcPr>
-            <w:tcW w:w="4074" w:type="pct"/>
-            <w:vAlign w:val="top"/>
-          </w:tcPr>
-          <w:p>
-            <w:r>
-              <w:rPr>
-                <w:rFonts w:hint="eastAsia" w:eastAsia="SimSun"/>
-                <w:lang w:val="en-US" w:eastAsia="zh-CN"/>
-              </w:rPr>
-              <w:t>剪輯師</w:t>
-            </w:r>
-            <w:r>
-              <w:t>,  </w:t>
-            </w:r>
-            <w:r>
-              <w:rPr>
-                <w:rStyle w:val="236"/>
-                <w:rFonts w:hint="eastAsia" w:ascii="Calibri (正文)" w:hAnsi="Calibri (正文)" w:eastAsia="SimSun" w:cs="Calibri (正文)"/>
-                <w:sz w:val="22"/>
-                <w:lang w:val="en-US" w:eastAsia="zh-CN"/>
-              </w:rPr>
-              <w:t>遠目影視有限公司</w:t>
-            </w:r>
-            <w:r>
-              <w:rPr>
-                <w:rStyle w:val="236"/>
-                <w:rFonts w:hint="default" w:ascii="Calibri (正文)" w:hAnsi="Calibri (正文)" w:eastAsia="SimSun" w:cs="Calibri (正文)"/>
-                <w:sz w:val="22"/>
-                <w:lang w:val="en-US" w:eastAsia="zh-CN"/>
-              </w:rPr>
-              <w:t xml:space="preserve">, </w:t>
-            </w:r>
-            <w:r>
-              <w:rPr>
-                <w:rStyle w:val="236"/>
-                <w:rFonts w:hint="eastAsia" w:ascii="Calibri (正文)" w:hAnsi="Calibri (正文)" w:eastAsia="SimSun" w:cs="Calibri (正文)"/>
-                <w:sz w:val="22"/>
-                <w:lang w:val="en-US" w:eastAsia="zh-CN"/>
-              </w:rPr>
-              <w:t>珠海</w:t>
-            </w:r>
-          </w:p>
-          <w:p>
-            <w:pPr>
-              <w:pStyle w:val="24"/>
-              <w:ind w:left="101" w:leftChars="0" w:right="576" w:rightChars="0" w:hanging="101" w:firstLineChars="0"/>
-              <w:rPr>
-                <w:rFonts w:hint="default" w:asciiTheme="minorHAnsi" w:hAnsiTheme="minorHAnsi" w:eastAsiaTheme="minorHAnsi" w:cstheme="minorBidi"/>
-                <w:color w:val="595959" w:themeColor="text1" w:themeTint="A6"/>
-                <w:sz w:val="22"/>
-                <w:szCs w:val="22"/>
-                <w:lang w:val="en-US" w:eastAsia="ja-JP" w:bidi="ar-SA"/>
-                <w14:textFill>
-                  <w14:solidFill>
-                    <w14:schemeClr w14:val="tx1">
-                      <w14:lumMod w14:val="65000"/>
-                      <w14:lumOff w14:val="35000"/>
-                    </w14:schemeClr>
-                  </w14:solidFill>
-                </w14:textFill>
-              </w:rPr>
-            </w:pPr>
-            <w:r>
-              <w:rPr>
-                <w:rFonts w:hint="default"/>
-              </w:rPr>
-              <w:t>負責公司承接的廣告視頻和電視節目的後期剪輯.</w:t>
-            </w:r>
-          </w:p>
-        </w:tc>
-      </w:tr>
-    </w:tbl>
     <w:p>
       <w:pPr>
         <w:spacing w:after="0"/>
         <w:ind w:right="0"/>
       </w:pPr>
-    </w:p>
-    <w:p>
-      <w:pPr>
-        <w:spacing w:after="0"/>
-        <w:ind w:right="0"/>
-      </w:pPr>
+      <w:bookmarkStart w:id="0" w:name="_GoBack"/>
+      <w:bookmarkEnd w:id="0"/>
     </w:p>
     <w:sectPr>
       <w:footerReference r:id="rId4" w:type="default"/>
@@ -3256,7 +3285,7 @@
     <w:lsdException w:qFormat="1" w:uiPriority="63" w:name="Medium Shading 1 Accent 3"/>
     <w:lsdException w:qFormat="1" w:uiPriority="64" w:name="Medium Shading 2 Accent 3"/>
     <w:lsdException w:qFormat="1" w:uiPriority="65" w:name="Medium List 1 Accent 3"/>
-    <w:lsdException w:uiPriority="66" w:name="Medium List 2 Accent 3"/>
+    <w:lsdException w:qFormat="1" w:uiPriority="66" w:name="Medium List 2 Accent 3"/>
     <w:lsdException w:qFormat="1" w:uiPriority="67" w:name="Medium Grid 1 Accent 3"/>
     <w:lsdException w:qFormat="1" w:uiPriority="68" w:name="Medium Grid 2 Accent 3"/>
     <w:lsdException w:qFormat="1" w:uiPriority="69" w:name="Medium Grid 3 Accent 3"/>
@@ -3285,7 +3314,7 @@
     <w:lsdException w:qFormat="1" w:uiPriority="64" w:name="Medium Shading 2 Accent 5"/>
     <w:lsdException w:qFormat="1" w:uiPriority="65" w:name="Medium List 1 Accent 5"/>
     <w:lsdException w:qFormat="1" w:uiPriority="66" w:name="Medium List 2 Accent 5"/>
-    <w:lsdException w:uiPriority="67" w:name="Medium Grid 1 Accent 5"/>
+    <w:lsdException w:qFormat="1" w:uiPriority="67" w:name="Medium Grid 1 Accent 5"/>
     <w:lsdException w:qFormat="1" w:uiPriority="68" w:name="Medium Grid 2 Accent 5"/>
     <w:lsdException w:qFormat="1" w:uiPriority="69" w:name="Medium Grid 3 Accent 5"/>
     <w:lsdException w:qFormat="1" w:uiPriority="70" w:name="Dark List Accent 5"/>
@@ -12802,6 +12831,7 @@
     <w:basedOn w:val="88"/>
     <w:semiHidden/>
     <w:unhideWhenUsed/>
+    <w:qFormat/>
     <w:uiPriority w:val="66"/>
     <w:pPr>
       <w:spacing w:after="0"/>
@@ -13635,6 +13665,7 @@
     <w:basedOn w:val="88"/>
     <w:semiHidden/>
     <w:unhideWhenUsed/>
+    <w:qFormat/>
     <w:uiPriority w:val="67"/>
     <w:pPr>
       <w:spacing w:after="0"/>
@@ -28810,34 +28841,6 @@
     </w:docPart>
     <w:docPart>
       <w:docPartPr>
-        <w:name w:val="6B3AB57224014DFB9C47AC76B54F4E75"/>
-        <w:style w:val=""/>
-        <w:category>
-          <w:name w:val="General"/>
-          <w:gallery w:val="placeholder"/>
-        </w:category>
-        <w:types>
-          <w:type w:val="bbPlcHdr"/>
-        </w:types>
-        <w:behaviors>
-          <w:behavior w:val="content"/>
-        </w:behaviors>
-        <w:description w:val=""/>
-        <w:guid w:val="{A2279900-FAE9-4E67-8262-306C1413956A}"/>
-      </w:docPartPr>
-      <w:docPartBody>
-        <w:p>
-          <w:pPr>
-            <w:pStyle w:val="202"/>
-          </w:pPr>
-          <w:r>
-            <w:t>Education</w:t>
-          </w:r>
-        </w:p>
-      </w:docPartBody>
-    </w:docPart>
-    <w:docPart>
-      <w:docPartPr>
         <w:name w:val="{7f60ccd6-e42a-47ea-a570-2911b1bae72a}"/>
         <w:style w:val=""/>
         <w:category>
@@ -28860,6 +28863,34 @@
           </w:pPr>
           <w:r>
             <w:t>Experience</w:t>
+          </w:r>
+        </w:p>
+      </w:docPartBody>
+    </w:docPart>
+    <w:docPart>
+      <w:docPartPr>
+        <w:name w:val="{4290aeba-d505-433a-ae2c-b24b7c9dde5c}"/>
+        <w:style w:val=""/>
+        <w:category>
+          <w:name w:val="General"/>
+          <w:gallery w:val="placeholder"/>
+        </w:category>
+        <w:types>
+          <w:type w:val="bbPlcHdr"/>
+        </w:types>
+        <w:behaviors>
+          <w:behavior w:val="content"/>
+        </w:behaviors>
+        <w:description w:val=""/>
+        <w:guid w:val="{4290aeba-d505-433a-ae2c-b24b7c9dde5c}"/>
+      </w:docPartPr>
+      <w:docPartBody>
+        <w:p>
+          <w:pPr>
+            <w:pStyle w:val="202"/>
+          </w:pPr>
+          <w:r>
+            <w:t>Education</w:t>
           </w:r>
         </w:p>
       </w:docPartBody>
@@ -34111,15 +34142,6 @@
 </file>
 
 <file path=customXml/item2.xml><?xml version="1.0" encoding="utf-8"?>
-<?mso-contentType ?>
-<FormTemplates xmlns="http://schemas.microsoft.com/sharepoint/v3/contenttype/forms">
-  <Display>DocumentLibraryForm</Display>
-  <Edit>DocumentLibraryForm</Edit>
-  <New>DocumentLibraryForm</New>
-</FormTemplates>
-</file>
-
-<file path=customXml/item3.xml><?xml version="1.0" encoding="utf-8"?>
 <p:properties xmlns:p="http://schemas.microsoft.com/office/2006/metadata/properties" xmlns:xsi="http://www.w3.org/2001/XMLSchema-instance" xmlns:pc="http://schemas.microsoft.com/office/infopath/2007/PartnerControls">
   <documentManagement>
     <VSO_x0020_item_x0020_id xmlns="40262f94-9f35-4ac3-9a90-690165a166b7" xsi:nil="true"/>
@@ -34128,6 +34150,15 @@
     <Template_x0020_details xmlns="40262f94-9f35-4ac3-9a90-690165a166b7" xsi:nil="true"/>
   </documentManagement>
 </p:properties>
+</file>
+
+<file path=customXml/item3.xml><?xml version="1.0" encoding="utf-8"?>
+<?mso-contentType ?>
+<FormTemplates xmlns="http://schemas.microsoft.com/sharepoint/v3/contenttype/forms">
+  <Display>DocumentLibraryForm</Display>
+  <Edit>DocumentLibraryForm</Edit>
+  <New>DocumentLibraryForm</New>
+</FormTemplates>
 </file>
 
 <file path=customXml/item4.xml><?xml version="1.0" encoding="utf-8"?>
@@ -34320,13 +34351,13 @@
 </file>
 
 <file path=customXml/itemProps2.xml><?xml version="1.0" encoding="utf-8"?>
-<ds:datastoreItem xmlns:ds="http://schemas.openxmlformats.org/officeDocument/2006/customXml" ds:itemID="{9C73A5C2-F7B1-4844-B3EF-33B7D0853518}">
+<ds:datastoreItem xmlns:ds="http://schemas.openxmlformats.org/officeDocument/2006/customXml" ds:itemID="{B10A99BC-CF1C-4A2A-90F1-837BE596B6DA}">
   <ds:schemaRefs/>
 </ds:datastoreItem>
 </file>
 
 <file path=customXml/itemProps3.xml><?xml version="1.0" encoding="utf-8"?>
-<ds:datastoreItem xmlns:ds="http://schemas.openxmlformats.org/officeDocument/2006/customXml" ds:itemID="{B10A99BC-CF1C-4A2A-90F1-837BE596B6DA}">
+<ds:datastoreItem xmlns:ds="http://schemas.openxmlformats.org/officeDocument/2006/customXml" ds:itemID="{9C73A5C2-F7B1-4844-B3EF-33B7D0853518}">
   <ds:schemaRefs/>
 </ds:datastoreItem>
 </file>

--- a/assets/陳啟瑩簡歷(ChenQiying)_中文.docx
+++ b/assets/陳啟瑩簡歷(ChenQiying)_中文.docx
@@ -1155,7 +1155,7 @@
                 <w:rFonts w:hint="eastAsia" w:eastAsia="SimSun"/>
                 <w:lang w:val="en-US" w:eastAsia="zh-CN"/>
               </w:rPr>
-              <w:t>服務端工程師</w:t>
+              <w:t>服務端工程師(版块主管)</w:t>
             </w:r>
             <w:r>
               <w:rPr>
@@ -1345,6 +1345,13 @@
                 <w:rFonts w:hint="default"/>
               </w:rPr>
               <w:t>測試工程師</w:t>
+            </w:r>
+            <w:r>
+              <w:rPr>
+                <w:rFonts w:hint="eastAsia" w:eastAsia="SimSun"/>
+                <w:lang w:val="en-US" w:eastAsia="zh-CN"/>
+              </w:rPr>
+              <w:t>(质控经理)</w:t>
             </w:r>
             <w:r>
               <w:t>,</w:t>
@@ -2678,8 +2685,6 @@
         <w:spacing w:after="0"/>
         <w:ind w:right="0"/>
       </w:pPr>
-      <w:bookmarkStart w:id="0" w:name="_GoBack"/>
-      <w:bookmarkEnd w:id="0"/>
     </w:p>
     <w:sectPr>
       <w:footerReference r:id="rId4" w:type="default"/>
@@ -3252,7 +3257,7 @@
     <w:lsdException w:qFormat="1" w:uiPriority="61" w:name="Light List Accent 1"/>
     <w:lsdException w:qFormat="1" w:uiPriority="62" w:name="Light Grid Accent 1"/>
     <w:lsdException w:qFormat="1" w:uiPriority="63" w:name="Medium Shading 1 Accent 1"/>
-    <w:lsdException w:uiPriority="64" w:name="Medium Shading 2 Accent 1"/>
+    <w:lsdException w:qFormat="1" w:uiPriority="64" w:name="Medium Shading 2 Accent 1"/>
     <w:lsdException w:qFormat="1" w:uiPriority="65" w:name="Medium List 1 Accent 1"/>
     <w:lsdException w:qFormat="1" w:uiPriority="34" w:name="List Paragraph"/>
     <w:lsdException w:qFormat="1" w:uiPriority="29" w:name="Quote"/>
@@ -3321,7 +3326,7 @@
     <w:lsdException w:qFormat="1" w:uiPriority="71" w:name="Colorful Shading Accent 5"/>
     <w:lsdException w:qFormat="1" w:uiPriority="72" w:name="Colorful List Accent 5"/>
     <w:lsdException w:qFormat="1" w:uiPriority="73" w:name="Colorful Grid Accent 5"/>
-    <w:lsdException w:uiPriority="60" w:name="Light Shading Accent 6"/>
+    <w:lsdException w:qFormat="1" w:uiPriority="60" w:name="Light Shading Accent 6"/>
     <w:lsdException w:qFormat="1" w:uiPriority="61" w:name="Light List Accent 6"/>
     <w:lsdException w:qFormat="1" w:uiPriority="62" w:name="Light Grid Accent 6"/>
     <w:lsdException w:qFormat="1" w:uiPriority="63" w:name="Medium Shading 1 Accent 6"/>
@@ -8397,6 +8402,7 @@
     <w:basedOn w:val="88"/>
     <w:semiHidden/>
     <w:unhideWhenUsed/>
+    <w:qFormat/>
     <w:uiPriority w:val="60"/>
     <w:pPr>
       <w:spacing w:after="0"/>
@@ -10873,6 +10879,7 @@
     <w:basedOn w:val="88"/>
     <w:semiHidden/>
     <w:unhideWhenUsed/>
+    <w:qFormat/>
     <w:uiPriority w:val="64"/>
     <w:pPr>
       <w:spacing w:after="0"/>
@@ -28331,6 +28338,7 @@
   <w:style w:type="table" w:customStyle="1" w:styleId="392">
     <w:name w:val="Plain Table 2"/>
     <w:basedOn w:val="88"/>
+    <w:qFormat/>
     <w:uiPriority w:val="42"/>
     <w:pPr>
       <w:spacing w:after="0"/>
@@ -34142,6 +34150,15 @@
 </file>
 
 <file path=customXml/item2.xml><?xml version="1.0" encoding="utf-8"?>
+<?mso-contentType ?>
+<FormTemplates xmlns="http://schemas.microsoft.com/sharepoint/v3/contenttype/forms">
+  <Display>DocumentLibraryForm</Display>
+  <Edit>DocumentLibraryForm</Edit>
+  <New>DocumentLibraryForm</New>
+</FormTemplates>
+</file>
+
+<file path=customXml/item3.xml><?xml version="1.0" encoding="utf-8"?>
 <p:properties xmlns:p="http://schemas.microsoft.com/office/2006/metadata/properties" xmlns:xsi="http://www.w3.org/2001/XMLSchema-instance" xmlns:pc="http://schemas.microsoft.com/office/infopath/2007/PartnerControls">
   <documentManagement>
     <VSO_x0020_item_x0020_id xmlns="40262f94-9f35-4ac3-9a90-690165a166b7" xsi:nil="true"/>
@@ -34150,15 +34167,6 @@
     <Template_x0020_details xmlns="40262f94-9f35-4ac3-9a90-690165a166b7" xsi:nil="true"/>
   </documentManagement>
 </p:properties>
-</file>
-
-<file path=customXml/item3.xml><?xml version="1.0" encoding="utf-8"?>
-<?mso-contentType ?>
-<FormTemplates xmlns="http://schemas.microsoft.com/sharepoint/v3/contenttype/forms">
-  <Display>DocumentLibraryForm</Display>
-  <Edit>DocumentLibraryForm</Edit>
-  <New>DocumentLibraryForm</New>
-</FormTemplates>
 </file>
 
 <file path=customXml/item4.xml><?xml version="1.0" encoding="utf-8"?>
@@ -34351,13 +34359,13 @@
 </file>
 
 <file path=customXml/itemProps2.xml><?xml version="1.0" encoding="utf-8"?>
-<ds:datastoreItem xmlns:ds="http://schemas.openxmlformats.org/officeDocument/2006/customXml" ds:itemID="{B10A99BC-CF1C-4A2A-90F1-837BE596B6DA}">
+<ds:datastoreItem xmlns:ds="http://schemas.openxmlformats.org/officeDocument/2006/customXml" ds:itemID="{9C73A5C2-F7B1-4844-B3EF-33B7D0853518}">
   <ds:schemaRefs/>
 </ds:datastoreItem>
 </file>
 
 <file path=customXml/itemProps3.xml><?xml version="1.0" encoding="utf-8"?>
-<ds:datastoreItem xmlns:ds="http://schemas.openxmlformats.org/officeDocument/2006/customXml" ds:itemID="{9C73A5C2-F7B1-4844-B3EF-33B7D0853518}">
+<ds:datastoreItem xmlns:ds="http://schemas.openxmlformats.org/officeDocument/2006/customXml" ds:itemID="{B10A99BC-CF1C-4A2A-90F1-837BE596B6DA}">
   <ds:schemaRefs/>
 </ds:datastoreItem>
 </file>
